--- a/LAB4/LAB4_1150080159-Nguyễn Thị Anh Thư.docx
+++ b/LAB4/LAB4_1150080159-Nguyễn Thị Anh Thư.docx
@@ -3,21 +3,2644 @@
 <w:document xmlns:wpc="http://schemas.microsoft.com/office/word/2010/wordprocessingCanvas" xmlns:cx="http://schemas.microsoft.com/office/drawing/2014/chartex" xmlns:cx1="http://schemas.microsoft.com/office/drawing/2015/9/8/chartex" xmlns:cx2="http://schemas.microsoft.com/office/drawing/2015/10/21/chartex" xmlns:cx3="http://schemas.microsoft.com/office/drawing/2016/5/9/chartex" xmlns:cx4="http://schemas.microsoft.com/office/drawing/2016/5/10/chartex" xmlns:cx5="http://schemas.microsoft.com/office/drawing/2016/5/11/chartex" xmlns:cx6="http://schemas.microsoft.com/office/drawing/2016/5/12/chartex" xmlns:cx7="http://schemas.microsoft.com/office/drawing/2016/5/13/chartex" xmlns:cx8="http://schemas.microsoft.com/office/drawing/2016/5/14/chartex" xmlns:mc="http://schemas.openxmlformats.org/markup-compatibility/2006" xmlns:aink="http://schemas.microsoft.com/office/drawing/2016/ink" xmlns:am3d="http://schemas.microsoft.com/office/drawing/2017/model3d" xmlns:o="urn:schemas-microsoft-com:office:office" xmlns:oel="http://schemas.microsoft.com/office/2019/extlst" xmlns:r="http://schemas.openxmlformats.org/officeDocument/2006/relationships" xmlns:m="http://schemas.openxmlformats.org/officeDocument/2006/math" xmlns:v="urn:schemas-microsoft-com:vml" xmlns:wp14="http://schemas.microsoft.com/office/word/2010/wordprocessingDrawing" xmlns:wp="http://schemas.openxmlformats.org/drawingml/2006/wordprocessingDrawing" xmlns:w10="urn:schemas-microsoft-com:office:word" xmlns:w="http://schemas.openxmlformats.org/wordprocessingml/2006/main" xmlns:w14="http://schemas.microsoft.com/office/word/2010/wordml" xmlns:w15="http://schemas.microsoft.com/office/word/2012/wordml" xmlns:w16cex="http://schemas.microsoft.com/office/word/2018/wordml/cex" xmlns:w16cid="http://schemas.microsoft.com/office/word/2016/wordml/cid" xmlns:w16="http://schemas.microsoft.com/office/word/2018/wordml" xmlns:w16du="http://schemas.microsoft.com/office/word/2023/wordml/word16du" xmlns:w16sdtdh="http://schemas.microsoft.com/office/word/2020/wordml/sdtdatahash" xmlns:w16sdtfl="http://schemas.microsoft.com/office/word/2024/wordml/sdtformatlock" xmlns:w16se="http://schemas.microsoft.com/office/word/2015/wordml/symex" xmlns:wpg="http://schemas.microsoft.com/office/word/2010/wordprocessingGroup" xmlns:wpi="http://schemas.microsoft.com/office/word/2010/wordprocessingInk" xmlns:wne="http://schemas.microsoft.com/office/word/2006/wordml" xmlns:wps="http://schemas.microsoft.com/office/word/2010/wordprocessingShape" mc:Ignorable="w14 w15 w16se w16cid w16 w16cex w16sdtdh w16sdtfl w16du wp14">
   <w:body>
     <w:p>
+      <w:pPr>
+        <w:rPr>
+          <w:rFonts w:ascii="Times New Roman" w:hAnsi="Times New Roman" w:cs="Times New Roman"/>
+          <w:sz w:val="26"/>
+          <w:szCs w:val="26"/>
+        </w:rPr>
+      </w:pPr>
       <w:r>
+        <w:rPr>
+          <w:rFonts w:ascii="Times New Roman" w:hAnsi="Times New Roman" w:cs="Times New Roman"/>
+          <w:sz w:val="26"/>
+          <w:szCs w:val="26"/>
+        </w:rPr>
         <w:t>Nguyễn Thị Anh Thư</w:t>
       </w:r>
     </w:p>
     <w:p>
+      <w:pPr>
+        <w:rPr>
+          <w:rFonts w:ascii="Times New Roman" w:hAnsi="Times New Roman" w:cs="Times New Roman"/>
+          <w:sz w:val="26"/>
+          <w:szCs w:val="26"/>
+        </w:rPr>
+      </w:pPr>
       <w:r>
+        <w:rPr>
+          <w:rFonts w:ascii="Times New Roman" w:hAnsi="Times New Roman" w:cs="Times New Roman"/>
+          <w:sz w:val="26"/>
+          <w:szCs w:val="26"/>
+        </w:rPr>
         <w:t>1150080159 - 11_CNPM2</w:t>
       </w:r>
     </w:p>
     <w:p>
+      <w:pPr>
+        <w:rPr>
+          <w:rFonts w:ascii="Times New Roman" w:hAnsi="Times New Roman" w:cs="Times New Roman"/>
+          <w:sz w:val="26"/>
+          <w:szCs w:val="26"/>
+        </w:rPr>
+      </w:pPr>
       <w:r>
+        <w:rPr>
+          <w:rFonts w:ascii="Times New Roman" w:hAnsi="Times New Roman" w:cs="Times New Roman"/>
+          <w:sz w:val="26"/>
+          <w:szCs w:val="26"/>
+        </w:rPr>
         <w:t>https://www.youtube.com/@anhthuhcmunre</w:t>
       </w:r>
     </w:p>
-    <w:p/>
+    <w:p>
+      <w:pPr>
+        <w:jc w:val="center"/>
+        <w:rPr>
+          <w:rFonts w:ascii="Times New Roman" w:hAnsi="Times New Roman" w:cs="Times New Roman"/>
+          <w:b/>
+          <w:bCs/>
+          <w:sz w:val="32"/>
+          <w:szCs w:val="32"/>
+        </w:rPr>
+      </w:pPr>
+      <w:r>
+        <w:rPr>
+          <w:rFonts w:ascii="Times New Roman" w:hAnsi="Times New Roman" w:cs="Times New Roman"/>
+          <w:b/>
+          <w:bCs/>
+          <w:sz w:val="32"/>
+          <w:szCs w:val="32"/>
+        </w:rPr>
+        <w:t>LAB 4</w:t>
+      </w:r>
+    </w:p>
+    <w:p>
+      <w:pPr>
+        <w:jc w:val="both"/>
+        <w:rPr>
+          <w:rFonts w:ascii="Times New Roman" w:hAnsi="Times New Roman" w:cs="Times New Roman"/>
+          <w:sz w:val="26"/>
+          <w:szCs w:val="26"/>
+        </w:rPr>
+      </w:pPr>
+    </w:p>
+    <w:tbl>
+      <w:tblPr>
+        <w:tblStyle w:val="TableGrid"/>
+        <w:tblW w:w="0" w:type="auto"/>
+        <w:tblLook w:val="04A0" w:firstRow="1" w:lastRow="0" w:firstColumn="1" w:lastColumn="0" w:noHBand="0" w:noVBand="1"/>
+      </w:tblPr>
+      <w:tblGrid>
+        <w:gridCol w:w="2337"/>
+        <w:gridCol w:w="2337"/>
+        <w:gridCol w:w="2338"/>
+        <w:gridCol w:w="2338"/>
+      </w:tblGrid>
+      <w:tr>
+        <w:tc>
+          <w:tcPr>
+            <w:tcW w:w="2337" w:type="dxa"/>
+          </w:tcPr>
+          <w:p>
+            <w:pPr>
+              <w:jc w:val="center"/>
+              <w:rPr>
+                <w:rFonts w:ascii="Times New Roman" w:hAnsi="Times New Roman" w:cs="Times New Roman"/>
+                <w:b/>
+                <w:bCs/>
+                <w:sz w:val="26"/>
+                <w:szCs w:val="26"/>
+              </w:rPr>
+            </w:pPr>
+            <w:r>
+              <w:rPr>
+                <w:rFonts w:ascii="Times New Roman" w:hAnsi="Times New Roman" w:cs="Times New Roman"/>
+                <w:b/>
+                <w:bCs/>
+                <w:sz w:val="26"/>
+                <w:szCs w:val="26"/>
+              </w:rPr>
+              <w:t>Thiết bị</w:t>
+            </w:r>
+          </w:p>
+        </w:tc>
+        <w:tc>
+          <w:tcPr>
+            <w:tcW w:w="2337" w:type="dxa"/>
+          </w:tcPr>
+          <w:p>
+            <w:pPr>
+              <w:jc w:val="center"/>
+              <w:rPr>
+                <w:rFonts w:ascii="Times New Roman" w:hAnsi="Times New Roman" w:cs="Times New Roman"/>
+                <w:b/>
+                <w:bCs/>
+                <w:sz w:val="26"/>
+                <w:szCs w:val="26"/>
+              </w:rPr>
+            </w:pPr>
+            <w:r>
+              <w:rPr>
+                <w:rFonts w:ascii="Times New Roman" w:hAnsi="Times New Roman" w:cs="Times New Roman"/>
+                <w:b/>
+                <w:bCs/>
+                <w:sz w:val="26"/>
+                <w:szCs w:val="26"/>
+              </w:rPr>
+              <w:t>IP thực tế</w:t>
+            </w:r>
+          </w:p>
+        </w:tc>
+        <w:tc>
+          <w:tcPr>
+            <w:tcW w:w="2338" w:type="dxa"/>
+          </w:tcPr>
+          <w:p>
+            <w:pPr>
+              <w:jc w:val="center"/>
+              <w:rPr>
+                <w:rFonts w:ascii="Times New Roman" w:hAnsi="Times New Roman" w:cs="Times New Roman"/>
+                <w:b/>
+                <w:bCs/>
+                <w:sz w:val="26"/>
+                <w:szCs w:val="26"/>
+              </w:rPr>
+            </w:pPr>
+            <w:r>
+              <w:rPr>
+                <w:rFonts w:ascii="Times New Roman" w:hAnsi="Times New Roman" w:cs="Times New Roman"/>
+                <w:b/>
+                <w:bCs/>
+                <w:sz w:val="26"/>
+                <w:szCs w:val="26"/>
+              </w:rPr>
+              <w:t>Subnet</w:t>
+            </w:r>
+          </w:p>
+        </w:tc>
+        <w:tc>
+          <w:tcPr>
+            <w:tcW w:w="2338" w:type="dxa"/>
+          </w:tcPr>
+          <w:p>
+            <w:pPr>
+              <w:jc w:val="center"/>
+              <w:rPr>
+                <w:rFonts w:ascii="Times New Roman" w:hAnsi="Times New Roman" w:cs="Times New Roman"/>
+                <w:b/>
+                <w:bCs/>
+                <w:sz w:val="26"/>
+                <w:szCs w:val="26"/>
+              </w:rPr>
+            </w:pPr>
+            <w:r>
+              <w:rPr>
+                <w:rFonts w:ascii="Times New Roman" w:hAnsi="Times New Roman" w:cs="Times New Roman"/>
+                <w:b/>
+                <w:bCs/>
+                <w:sz w:val="26"/>
+                <w:szCs w:val="26"/>
+              </w:rPr>
+              <w:t>Ghi chú</w:t>
+            </w:r>
+          </w:p>
+        </w:tc>
+      </w:tr>
+      <w:tr>
+        <w:tc>
+          <w:tcPr>
+            <w:tcW w:w="2337" w:type="dxa"/>
+          </w:tcPr>
+          <w:p>
+            <w:pPr>
+              <w:jc w:val="both"/>
+              <w:rPr>
+                <w:rFonts w:ascii="Times New Roman" w:hAnsi="Times New Roman" w:cs="Times New Roman"/>
+                <w:sz w:val="26"/>
+                <w:szCs w:val="26"/>
+              </w:rPr>
+            </w:pPr>
+            <w:r>
+              <w:rPr>
+                <w:rFonts w:ascii="Times New Roman" w:hAnsi="Times New Roman" w:cs="Times New Roman"/>
+                <w:sz w:val="26"/>
+                <w:szCs w:val="26"/>
+              </w:rPr>
+              <w:t>Windows Host</w:t>
+            </w:r>
+          </w:p>
+        </w:tc>
+        <w:tc>
+          <w:tcPr>
+            <w:tcW w:w="2337" w:type="dxa"/>
+          </w:tcPr>
+          <w:p>
+            <w:pPr>
+              <w:jc w:val="both"/>
+              <w:rPr>
+                <w:rFonts w:ascii="Times New Roman" w:hAnsi="Times New Roman" w:cs="Times New Roman"/>
+                <w:sz w:val="26"/>
+                <w:szCs w:val="26"/>
+              </w:rPr>
+            </w:pPr>
+            <w:r>
+              <w:rPr>
+                <w:rFonts w:ascii="Times New Roman" w:hAnsi="Times New Roman" w:cs="Times New Roman"/>
+                <w:sz w:val="26"/>
+                <w:szCs w:val="26"/>
+              </w:rPr>
+              <w:t>192.168.182.128</w:t>
+            </w:r>
+          </w:p>
+        </w:tc>
+        <w:tc>
+          <w:tcPr>
+            <w:tcW w:w="2338" w:type="dxa"/>
+          </w:tcPr>
+          <w:p>
+            <w:pPr>
+              <w:jc w:val="both"/>
+              <w:rPr>
+                <w:rFonts w:ascii="Times New Roman" w:hAnsi="Times New Roman" w:cs="Times New Roman"/>
+                <w:sz w:val="26"/>
+                <w:szCs w:val="26"/>
+              </w:rPr>
+            </w:pPr>
+            <w:r>
+              <w:rPr>
+                <w:rFonts w:ascii="Times New Roman" w:hAnsi="Times New Roman" w:cs="Times New Roman"/>
+                <w:sz w:val="26"/>
+                <w:szCs w:val="26"/>
+              </w:rPr>
+              <w:t>255.255.255.0</w:t>
+            </w:r>
+          </w:p>
+        </w:tc>
+        <w:tc>
+          <w:tcPr>
+            <w:tcW w:w="2338" w:type="dxa"/>
+          </w:tcPr>
+          <w:p>
+            <w:pPr>
+              <w:jc w:val="both"/>
+              <w:rPr>
+                <w:rFonts w:ascii="Times New Roman" w:hAnsi="Times New Roman" w:cs="Times New Roman"/>
+                <w:sz w:val="26"/>
+                <w:szCs w:val="26"/>
+              </w:rPr>
+            </w:pPr>
+            <w:r>
+              <w:rPr>
+                <w:rFonts w:ascii="Times New Roman" w:hAnsi="Times New Roman" w:cs="Times New Roman"/>
+                <w:sz w:val="26"/>
+                <w:szCs w:val="26"/>
+              </w:rPr>
+              <w:t>VMWare Host-only adapter</w:t>
+            </w:r>
+          </w:p>
+        </w:tc>
+      </w:tr>
+      <w:tr>
+        <w:tc>
+          <w:tcPr>
+            <w:tcW w:w="2337" w:type="dxa"/>
+          </w:tcPr>
+          <w:p>
+            <w:pPr>
+              <w:jc w:val="both"/>
+              <w:rPr>
+                <w:rFonts w:ascii="Times New Roman" w:hAnsi="Times New Roman" w:cs="Times New Roman"/>
+                <w:sz w:val="26"/>
+                <w:szCs w:val="26"/>
+              </w:rPr>
+            </w:pPr>
+            <w:r>
+              <w:rPr>
+                <w:rFonts w:ascii="Times New Roman" w:hAnsi="Times New Roman" w:cs="Times New Roman"/>
+                <w:sz w:val="26"/>
+                <w:szCs w:val="26"/>
+              </w:rPr>
+              <w:t>Kali VM</w:t>
+            </w:r>
+          </w:p>
+        </w:tc>
+        <w:tc>
+          <w:tcPr>
+            <w:tcW w:w="2337" w:type="dxa"/>
+          </w:tcPr>
+          <w:p>
+            <w:pPr>
+              <w:jc w:val="both"/>
+              <w:rPr>
+                <w:rFonts w:ascii="Times New Roman" w:hAnsi="Times New Roman" w:cs="Times New Roman"/>
+                <w:sz w:val="26"/>
+                <w:szCs w:val="26"/>
+              </w:rPr>
+            </w:pPr>
+            <w:r>
+              <w:rPr>
+                <w:rFonts w:ascii="Times New Roman" w:hAnsi="Times New Roman" w:cs="Times New Roman"/>
+                <w:sz w:val="26"/>
+                <w:szCs w:val="26"/>
+              </w:rPr>
+              <w:t>192.168.</w:t>
+            </w:r>
+            <w:r>
+              <w:rPr>
+                <w:rFonts w:ascii="Times New Roman" w:hAnsi="Times New Roman" w:cs="Times New Roman"/>
+                <w:sz w:val="26"/>
+                <w:szCs w:val="26"/>
+              </w:rPr>
+              <w:t>1</w:t>
+            </w:r>
+            <w:r>
+              <w:rPr>
+                <w:rFonts w:ascii="Times New Roman" w:hAnsi="Times New Roman" w:cs="Times New Roman"/>
+                <w:sz w:val="26"/>
+                <w:szCs w:val="26"/>
+              </w:rPr>
+              <w:t>8</w:t>
+            </w:r>
+            <w:r>
+              <w:rPr>
+                <w:rFonts w:ascii="Times New Roman" w:hAnsi="Times New Roman" w:cs="Times New Roman"/>
+                <w:sz w:val="26"/>
+                <w:szCs w:val="26"/>
+              </w:rPr>
+              <w:t>2</w:t>
+            </w:r>
+            <w:r>
+              <w:rPr>
+                <w:rFonts w:ascii="Times New Roman" w:hAnsi="Times New Roman" w:cs="Times New Roman"/>
+                <w:sz w:val="26"/>
+                <w:szCs w:val="26"/>
+              </w:rPr>
+              <w:t>.132</w:t>
+            </w:r>
+          </w:p>
+        </w:tc>
+        <w:tc>
+          <w:tcPr>
+            <w:tcW w:w="2338" w:type="dxa"/>
+          </w:tcPr>
+          <w:p>
+            <w:pPr>
+              <w:jc w:val="both"/>
+              <w:rPr>
+                <w:rFonts w:ascii="Times New Roman" w:hAnsi="Times New Roman" w:cs="Times New Roman"/>
+                <w:sz w:val="26"/>
+                <w:szCs w:val="26"/>
+              </w:rPr>
+            </w:pPr>
+          </w:p>
+        </w:tc>
+        <w:tc>
+          <w:tcPr>
+            <w:tcW w:w="2338" w:type="dxa"/>
+          </w:tcPr>
+          <w:p>
+            <w:pPr>
+              <w:jc w:val="both"/>
+              <w:rPr>
+                <w:rFonts w:ascii="Times New Roman" w:hAnsi="Times New Roman" w:cs="Times New Roman"/>
+                <w:sz w:val="26"/>
+                <w:szCs w:val="26"/>
+              </w:rPr>
+            </w:pPr>
+            <w:r>
+              <w:rPr>
+                <w:rFonts w:ascii="Times New Roman" w:hAnsi="Times New Roman" w:cs="Times New Roman"/>
+                <w:sz w:val="26"/>
+                <w:szCs w:val="26"/>
+              </w:rPr>
+              <w:t>Máy quét</w:t>
+            </w:r>
+          </w:p>
+        </w:tc>
+      </w:tr>
+      <w:tr>
+        <w:tc>
+          <w:tcPr>
+            <w:tcW w:w="2337" w:type="dxa"/>
+          </w:tcPr>
+          <w:p>
+            <w:pPr>
+              <w:jc w:val="both"/>
+              <w:rPr>
+                <w:rFonts w:ascii="Times New Roman" w:hAnsi="Times New Roman" w:cs="Times New Roman"/>
+                <w:sz w:val="26"/>
+                <w:szCs w:val="26"/>
+              </w:rPr>
+            </w:pPr>
+            <w:r>
+              <w:rPr>
+                <w:rFonts w:ascii="Times New Roman" w:hAnsi="Times New Roman" w:cs="Times New Roman"/>
+                <w:sz w:val="26"/>
+                <w:szCs w:val="26"/>
+              </w:rPr>
+              <w:t>Metasploitable 2</w:t>
+            </w:r>
+          </w:p>
+        </w:tc>
+        <w:tc>
+          <w:tcPr>
+            <w:tcW w:w="2337" w:type="dxa"/>
+          </w:tcPr>
+          <w:p>
+            <w:pPr>
+              <w:jc w:val="both"/>
+              <w:rPr>
+                <w:rFonts w:ascii="Times New Roman" w:hAnsi="Times New Roman" w:cs="Times New Roman"/>
+                <w:sz w:val="26"/>
+                <w:szCs w:val="26"/>
+              </w:rPr>
+            </w:pPr>
+            <w:r>
+              <w:rPr>
+                <w:rFonts w:ascii="Times New Roman" w:hAnsi="Times New Roman" w:cs="Times New Roman"/>
+                <w:sz w:val="26"/>
+                <w:szCs w:val="26"/>
+              </w:rPr>
+              <w:t>192.168.182.1</w:t>
+            </w:r>
+            <w:r>
+              <w:rPr>
+                <w:rFonts w:ascii="Times New Roman" w:hAnsi="Times New Roman" w:cs="Times New Roman"/>
+                <w:sz w:val="26"/>
+                <w:szCs w:val="26"/>
+              </w:rPr>
+              <w:t>00</w:t>
+            </w:r>
+          </w:p>
+        </w:tc>
+        <w:tc>
+          <w:tcPr>
+            <w:tcW w:w="2338" w:type="dxa"/>
+          </w:tcPr>
+          <w:p>
+            <w:pPr>
+              <w:jc w:val="both"/>
+              <w:rPr>
+                <w:rFonts w:ascii="Times New Roman" w:hAnsi="Times New Roman" w:cs="Times New Roman"/>
+                <w:sz w:val="26"/>
+                <w:szCs w:val="26"/>
+              </w:rPr>
+            </w:pPr>
+            <w:r>
+              <w:rPr>
+                <w:rFonts w:ascii="Times New Roman" w:hAnsi="Times New Roman" w:cs="Times New Roman"/>
+                <w:sz w:val="26"/>
+                <w:szCs w:val="26"/>
+              </w:rPr>
+              <w:t>255.255.255.0</w:t>
+            </w:r>
+          </w:p>
+        </w:tc>
+        <w:tc>
+          <w:tcPr>
+            <w:tcW w:w="2338" w:type="dxa"/>
+          </w:tcPr>
+          <w:p>
+            <w:pPr>
+              <w:jc w:val="both"/>
+              <w:rPr>
+                <w:rFonts w:ascii="Times New Roman" w:hAnsi="Times New Roman" w:cs="Times New Roman"/>
+                <w:sz w:val="26"/>
+                <w:szCs w:val="26"/>
+              </w:rPr>
+            </w:pPr>
+            <w:r>
+              <w:rPr>
+                <w:rFonts w:ascii="Times New Roman" w:hAnsi="Times New Roman" w:cs="Times New Roman"/>
+                <w:sz w:val="26"/>
+                <w:szCs w:val="26"/>
+              </w:rPr>
+              <w:t>Máy đích</w:t>
+            </w:r>
+          </w:p>
+        </w:tc>
+      </w:tr>
+      <w:tr>
+        <w:tc>
+          <w:tcPr>
+            <w:tcW w:w="2337" w:type="dxa"/>
+          </w:tcPr>
+          <w:p>
+            <w:pPr>
+              <w:jc w:val="both"/>
+              <w:rPr>
+                <w:rFonts w:ascii="Times New Roman" w:hAnsi="Times New Roman" w:cs="Times New Roman"/>
+                <w:sz w:val="26"/>
+                <w:szCs w:val="26"/>
+              </w:rPr>
+            </w:pPr>
+            <w:r>
+              <w:rPr>
+                <w:rFonts w:ascii="Times New Roman" w:hAnsi="Times New Roman" w:cs="Times New Roman"/>
+                <w:sz w:val="26"/>
+                <w:szCs w:val="26"/>
+              </w:rPr>
+              <w:t>Windows VM (tùy chọn)</w:t>
+            </w:r>
+          </w:p>
+        </w:tc>
+        <w:tc>
+          <w:tcPr>
+            <w:tcW w:w="2337" w:type="dxa"/>
+          </w:tcPr>
+          <w:p>
+            <w:pPr>
+              <w:jc w:val="both"/>
+              <w:rPr>
+                <w:rFonts w:ascii="Times New Roman" w:hAnsi="Times New Roman" w:cs="Times New Roman"/>
+                <w:sz w:val="26"/>
+                <w:szCs w:val="26"/>
+              </w:rPr>
+            </w:pPr>
+          </w:p>
+        </w:tc>
+        <w:tc>
+          <w:tcPr>
+            <w:tcW w:w="2338" w:type="dxa"/>
+          </w:tcPr>
+          <w:p>
+            <w:pPr>
+              <w:jc w:val="both"/>
+              <w:rPr>
+                <w:rFonts w:ascii="Times New Roman" w:hAnsi="Times New Roman" w:cs="Times New Roman"/>
+                <w:sz w:val="26"/>
+                <w:szCs w:val="26"/>
+              </w:rPr>
+            </w:pPr>
+          </w:p>
+        </w:tc>
+        <w:tc>
+          <w:tcPr>
+            <w:tcW w:w="2338" w:type="dxa"/>
+          </w:tcPr>
+          <w:p>
+            <w:pPr>
+              <w:jc w:val="both"/>
+              <w:rPr>
+                <w:rFonts w:ascii="Times New Roman" w:hAnsi="Times New Roman" w:cs="Times New Roman"/>
+                <w:sz w:val="26"/>
+                <w:szCs w:val="26"/>
+              </w:rPr>
+            </w:pPr>
+            <w:r>
+              <w:rPr>
+                <w:rFonts w:ascii="Times New Roman" w:hAnsi="Times New Roman" w:cs="Times New Roman"/>
+                <w:sz w:val="26"/>
+                <w:szCs w:val="26"/>
+              </w:rPr>
+              <w:t>Máy đích đối chiếu</w:t>
+            </w:r>
+          </w:p>
+        </w:tc>
+      </w:tr>
+    </w:tbl>
+    <w:p>
+      <w:pPr>
+        <w:jc w:val="both"/>
+        <w:rPr>
+          <w:rFonts w:ascii="Times New Roman" w:hAnsi="Times New Roman" w:cs="Times New Roman"/>
+          <w:sz w:val="26"/>
+          <w:szCs w:val="26"/>
+        </w:rPr>
+      </w:pPr>
+    </w:p>
+    <w:p>
+      <w:pPr>
+        <w:jc w:val="both"/>
+        <w:rPr>
+          <w:rFonts w:ascii="Times New Roman" w:hAnsi="Times New Roman" w:cs="Times New Roman"/>
+          <w:sz w:val="26"/>
+          <w:szCs w:val="26"/>
+        </w:rPr>
+      </w:pPr>
+    </w:p>
+    <w:tbl>
+      <w:tblPr>
+        <w:tblStyle w:val="TableGrid"/>
+        <w:tblW w:w="0" w:type="auto"/>
+        <w:tblLook w:val="04A0" w:firstRow="1" w:lastRow="0" w:firstColumn="1" w:lastColumn="0" w:noHBand="0" w:noVBand="1"/>
+      </w:tblPr>
+      <w:tblGrid>
+        <w:gridCol w:w="708"/>
+        <w:gridCol w:w="2029"/>
+        <w:gridCol w:w="2338"/>
+        <w:gridCol w:w="1885"/>
+        <w:gridCol w:w="2390"/>
+      </w:tblGrid>
+      <w:tr>
+        <w:tc>
+          <w:tcPr>
+            <w:tcW w:w="708" w:type="dxa"/>
+          </w:tcPr>
+          <w:p>
+            <w:pPr>
+              <w:jc w:val="center"/>
+              <w:rPr>
+                <w:rFonts w:ascii="Times New Roman" w:hAnsi="Times New Roman" w:cs="Times New Roman"/>
+                <w:b/>
+                <w:bCs/>
+                <w:sz w:val="26"/>
+                <w:szCs w:val="26"/>
+              </w:rPr>
+            </w:pPr>
+            <w:r>
+              <w:rPr>
+                <w:rFonts w:ascii="Times New Roman" w:hAnsi="Times New Roman" w:cs="Times New Roman"/>
+                <w:b/>
+                <w:bCs/>
+                <w:sz w:val="26"/>
+                <w:szCs w:val="26"/>
+              </w:rPr>
+              <w:t>STT</w:t>
+            </w:r>
+          </w:p>
+        </w:tc>
+        <w:tc>
+          <w:tcPr>
+            <w:tcW w:w="2029" w:type="dxa"/>
+          </w:tcPr>
+          <w:p>
+            <w:pPr>
+              <w:jc w:val="center"/>
+              <w:rPr>
+                <w:rFonts w:ascii="Times New Roman" w:hAnsi="Times New Roman" w:cs="Times New Roman"/>
+                <w:b/>
+                <w:bCs/>
+                <w:sz w:val="26"/>
+                <w:szCs w:val="26"/>
+              </w:rPr>
+            </w:pPr>
+            <w:r>
+              <w:rPr>
+                <w:rFonts w:ascii="Times New Roman" w:hAnsi="Times New Roman" w:cs="Times New Roman"/>
+                <w:b/>
+                <w:bCs/>
+                <w:sz w:val="26"/>
+                <w:szCs w:val="26"/>
+              </w:rPr>
+              <w:t>IP phát hiện</w:t>
+            </w:r>
+          </w:p>
+        </w:tc>
+        <w:tc>
+          <w:tcPr>
+            <w:tcW w:w="2338" w:type="dxa"/>
+          </w:tcPr>
+          <w:p>
+            <w:pPr>
+              <w:jc w:val="center"/>
+              <w:rPr>
+                <w:rFonts w:ascii="Times New Roman" w:hAnsi="Times New Roman" w:cs="Times New Roman"/>
+                <w:b/>
+                <w:bCs/>
+                <w:sz w:val="26"/>
+                <w:szCs w:val="26"/>
+              </w:rPr>
+            </w:pPr>
+            <w:r>
+              <w:rPr>
+                <w:rFonts w:ascii="Times New Roman" w:hAnsi="Times New Roman" w:cs="Times New Roman"/>
+                <w:b/>
+                <w:bCs/>
+                <w:sz w:val="26"/>
+                <w:szCs w:val="26"/>
+              </w:rPr>
+              <w:t>MAC/Vendor</w:t>
+            </w:r>
+          </w:p>
+        </w:tc>
+        <w:tc>
+          <w:tcPr>
+            <w:tcW w:w="1885" w:type="dxa"/>
+          </w:tcPr>
+          <w:p>
+            <w:pPr>
+              <w:jc w:val="center"/>
+              <w:rPr>
+                <w:rFonts w:ascii="Times New Roman" w:hAnsi="Times New Roman" w:cs="Times New Roman"/>
+                <w:b/>
+                <w:bCs/>
+                <w:sz w:val="26"/>
+                <w:szCs w:val="26"/>
+              </w:rPr>
+            </w:pPr>
+            <w:r>
+              <w:rPr>
+                <w:rFonts w:ascii="Times New Roman" w:hAnsi="Times New Roman" w:cs="Times New Roman"/>
+                <w:b/>
+                <w:bCs/>
+                <w:sz w:val="26"/>
+                <w:szCs w:val="26"/>
+              </w:rPr>
+              <w:t>Vai trò suy đoán</w:t>
+            </w:r>
+          </w:p>
+        </w:tc>
+        <w:tc>
+          <w:tcPr>
+            <w:tcW w:w="2390" w:type="dxa"/>
+          </w:tcPr>
+          <w:p>
+            <w:pPr>
+              <w:jc w:val="center"/>
+              <w:rPr>
+                <w:rFonts w:ascii="Times New Roman" w:hAnsi="Times New Roman" w:cs="Times New Roman"/>
+                <w:b/>
+                <w:bCs/>
+                <w:sz w:val="26"/>
+                <w:szCs w:val="26"/>
+              </w:rPr>
+            </w:pPr>
+            <w:r>
+              <w:rPr>
+                <w:rFonts w:ascii="Times New Roman" w:hAnsi="Times New Roman" w:cs="Times New Roman"/>
+                <w:b/>
+                <w:bCs/>
+                <w:sz w:val="26"/>
+                <w:szCs w:val="26"/>
+              </w:rPr>
+              <w:t>Bằng chứng</w:t>
+            </w:r>
+          </w:p>
+        </w:tc>
+      </w:tr>
+      <w:tr>
+        <w:tc>
+          <w:tcPr>
+            <w:tcW w:w="708" w:type="dxa"/>
+          </w:tcPr>
+          <w:p>
+            <w:pPr>
+              <w:rPr>
+                <w:rFonts w:ascii="Times New Roman" w:hAnsi="Times New Roman" w:cs="Times New Roman"/>
+                <w:sz w:val="26"/>
+                <w:szCs w:val="26"/>
+              </w:rPr>
+            </w:pPr>
+            <w:r>
+              <w:rPr>
+                <w:rFonts w:ascii="Times New Roman" w:hAnsi="Times New Roman" w:cs="Times New Roman"/>
+                <w:sz w:val="26"/>
+                <w:szCs w:val="26"/>
+              </w:rPr>
+              <w:t>1</w:t>
+            </w:r>
+          </w:p>
+        </w:tc>
+        <w:tc>
+          <w:tcPr>
+            <w:tcW w:w="2029" w:type="dxa"/>
+          </w:tcPr>
+          <w:p>
+            <w:pPr>
+              <w:rPr>
+                <w:rFonts w:ascii="Times New Roman" w:hAnsi="Times New Roman" w:cs="Times New Roman"/>
+                <w:sz w:val="26"/>
+                <w:szCs w:val="26"/>
+              </w:rPr>
+            </w:pPr>
+            <w:r>
+              <w:rPr>
+                <w:rFonts w:ascii="Times New Roman" w:hAnsi="Times New Roman" w:cs="Times New Roman"/>
+                <w:sz w:val="26"/>
+                <w:szCs w:val="26"/>
+              </w:rPr>
+              <w:t>192.168.182.1</w:t>
+            </w:r>
+          </w:p>
+        </w:tc>
+        <w:tc>
+          <w:tcPr>
+            <w:tcW w:w="2338" w:type="dxa"/>
+          </w:tcPr>
+          <w:p>
+            <w:pPr>
+              <w:rPr>
+                <w:rFonts w:ascii="Times New Roman" w:hAnsi="Times New Roman" w:cs="Times New Roman"/>
+                <w:sz w:val="26"/>
+                <w:szCs w:val="26"/>
+              </w:rPr>
+            </w:pPr>
+            <w:r>
+              <w:rPr>
+                <w:rFonts w:ascii="Times New Roman" w:hAnsi="Times New Roman" w:cs="Times New Roman"/>
+                <w:sz w:val="26"/>
+                <w:szCs w:val="26"/>
+              </w:rPr>
+              <w:t>00:50:56:C0:00:01</w:t>
+            </w:r>
+          </w:p>
+        </w:tc>
+        <w:tc>
+          <w:tcPr>
+            <w:tcW w:w="1885" w:type="dxa"/>
+            <w:vAlign w:val="center"/>
+          </w:tcPr>
+          <w:p>
+            <w:pPr>
+              <w:rPr>
+                <w:rFonts w:ascii="Times New Roman" w:hAnsi="Times New Roman" w:cs="Times New Roman"/>
+                <w:sz w:val="26"/>
+                <w:szCs w:val="26"/>
+              </w:rPr>
+            </w:pPr>
+            <w:r>
+              <w:rPr>
+                <w:rFonts w:ascii="Times New Roman" w:hAnsi="Times New Roman" w:cs="Times New Roman"/>
+                <w:sz w:val="26"/>
+                <w:szCs w:val="26"/>
+              </w:rPr>
+              <w:t>VMware Host-Only Adapter của máy thật</w:t>
+            </w:r>
+          </w:p>
+        </w:tc>
+        <w:tc>
+          <w:tcPr>
+            <w:tcW w:w="2390" w:type="dxa"/>
+            <w:vAlign w:val="center"/>
+          </w:tcPr>
+          <w:p>
+            <w:pPr>
+              <w:rPr>
+                <w:rFonts w:ascii="Times New Roman" w:hAnsi="Times New Roman" w:cs="Times New Roman"/>
+                <w:sz w:val="26"/>
+                <w:szCs w:val="26"/>
+              </w:rPr>
+            </w:pPr>
+            <w:r>
+              <w:rPr>
+                <w:rFonts w:ascii="Times New Roman" w:hAnsi="Times New Roman" w:cs="Times New Roman"/>
+                <w:sz w:val="26"/>
+                <w:szCs w:val="26"/>
+              </w:rPr>
+              <w:t>Nmap nhận diện MAC 00:50:56:C0:00:01 thuộc VMware; địa chỉ thuộc cùng mạng Host-Only</w:t>
+            </w:r>
+          </w:p>
+        </w:tc>
+      </w:tr>
+      <w:tr>
+        <w:tc>
+          <w:tcPr>
+            <w:tcW w:w="708" w:type="dxa"/>
+          </w:tcPr>
+          <w:p>
+            <w:pPr>
+              <w:rPr>
+                <w:rFonts w:ascii="Times New Roman" w:hAnsi="Times New Roman" w:cs="Times New Roman"/>
+                <w:sz w:val="26"/>
+                <w:szCs w:val="26"/>
+              </w:rPr>
+            </w:pPr>
+            <w:r>
+              <w:rPr>
+                <w:rFonts w:ascii="Times New Roman" w:hAnsi="Times New Roman" w:cs="Times New Roman"/>
+                <w:sz w:val="26"/>
+                <w:szCs w:val="26"/>
+              </w:rPr>
+              <w:t>2</w:t>
+            </w:r>
+          </w:p>
+        </w:tc>
+        <w:tc>
+          <w:tcPr>
+            <w:tcW w:w="2029" w:type="dxa"/>
+          </w:tcPr>
+          <w:p>
+            <w:pPr>
+              <w:rPr>
+                <w:rFonts w:ascii="Times New Roman" w:hAnsi="Times New Roman" w:cs="Times New Roman"/>
+                <w:sz w:val="26"/>
+                <w:szCs w:val="26"/>
+              </w:rPr>
+            </w:pPr>
+            <w:r>
+              <w:rPr>
+                <w:rFonts w:ascii="Times New Roman" w:hAnsi="Times New Roman" w:cs="Times New Roman"/>
+                <w:sz w:val="26"/>
+                <w:szCs w:val="26"/>
+              </w:rPr>
+              <w:t>192.168.182.100</w:t>
+            </w:r>
+          </w:p>
+        </w:tc>
+        <w:tc>
+          <w:tcPr>
+            <w:tcW w:w="2338" w:type="dxa"/>
+          </w:tcPr>
+          <w:p>
+            <w:pPr>
+              <w:rPr>
+                <w:rFonts w:ascii="Times New Roman" w:hAnsi="Times New Roman" w:cs="Times New Roman"/>
+                <w:sz w:val="26"/>
+                <w:szCs w:val="26"/>
+              </w:rPr>
+            </w:pPr>
+            <w:r>
+              <w:rPr>
+                <w:rFonts w:ascii="Times New Roman" w:hAnsi="Times New Roman" w:cs="Times New Roman"/>
+                <w:sz w:val="26"/>
+                <w:szCs w:val="26"/>
+              </w:rPr>
+              <w:t>00:0C:29:C9:44:81</w:t>
+            </w:r>
+          </w:p>
+        </w:tc>
+        <w:tc>
+          <w:tcPr>
+            <w:tcW w:w="1885" w:type="dxa"/>
+            <w:vAlign w:val="center"/>
+          </w:tcPr>
+          <w:p>
+            <w:pPr>
+              <w:rPr>
+                <w:rFonts w:ascii="Times New Roman" w:hAnsi="Times New Roman" w:cs="Times New Roman"/>
+                <w:sz w:val="26"/>
+                <w:szCs w:val="26"/>
+              </w:rPr>
+            </w:pPr>
+            <w:r>
+              <w:rPr>
+                <w:rFonts w:ascii="Times New Roman" w:hAnsi="Times New Roman" w:cs="Times New Roman"/>
+                <w:sz w:val="26"/>
+                <w:szCs w:val="26"/>
+              </w:rPr>
+              <w:t>Metasploitable 2 – máy đích</w:t>
+            </w:r>
+          </w:p>
+        </w:tc>
+        <w:tc>
+          <w:tcPr>
+            <w:tcW w:w="2390" w:type="dxa"/>
+            <w:vAlign w:val="center"/>
+          </w:tcPr>
+          <w:p>
+            <w:pPr>
+              <w:rPr>
+                <w:rFonts w:ascii="Times New Roman" w:hAnsi="Times New Roman" w:cs="Times New Roman"/>
+                <w:sz w:val="26"/>
+                <w:szCs w:val="26"/>
+              </w:rPr>
+            </w:pPr>
+            <w:r>
+              <w:rPr>
+                <w:rFonts w:ascii="Times New Roman" w:hAnsi="Times New Roman" w:cs="Times New Roman"/>
+                <w:sz w:val="26"/>
+                <w:szCs w:val="26"/>
+              </w:rPr>
+              <w:t>ifconfig trên Metasploitable 2 xác nhận IP 192.168.182.100 và MAC 00:0C:29:C9:44:81, trùng với kết quả Nmap</w:t>
+            </w:r>
+          </w:p>
+        </w:tc>
+      </w:tr>
+      <w:tr>
+        <w:tc>
+          <w:tcPr>
+            <w:tcW w:w="708" w:type="dxa"/>
+          </w:tcPr>
+          <w:p>
+            <w:pPr>
+              <w:rPr>
+                <w:rFonts w:ascii="Times New Roman" w:hAnsi="Times New Roman" w:cs="Times New Roman"/>
+                <w:sz w:val="26"/>
+                <w:szCs w:val="26"/>
+              </w:rPr>
+            </w:pPr>
+            <w:r>
+              <w:rPr>
+                <w:rFonts w:ascii="Times New Roman" w:hAnsi="Times New Roman" w:cs="Times New Roman"/>
+                <w:sz w:val="26"/>
+                <w:szCs w:val="26"/>
+              </w:rPr>
+              <w:t>3</w:t>
+            </w:r>
+          </w:p>
+        </w:tc>
+        <w:tc>
+          <w:tcPr>
+            <w:tcW w:w="2029" w:type="dxa"/>
+          </w:tcPr>
+          <w:p>
+            <w:pPr>
+              <w:rPr>
+                <w:rFonts w:ascii="Times New Roman" w:hAnsi="Times New Roman" w:cs="Times New Roman"/>
+                <w:sz w:val="26"/>
+                <w:szCs w:val="26"/>
+              </w:rPr>
+            </w:pPr>
+            <w:r>
+              <w:rPr>
+                <w:rFonts w:ascii="Times New Roman" w:hAnsi="Times New Roman" w:cs="Times New Roman"/>
+                <w:sz w:val="26"/>
+                <w:szCs w:val="26"/>
+              </w:rPr>
+              <w:t>192.168.182.128</w:t>
+            </w:r>
+          </w:p>
+        </w:tc>
+        <w:tc>
+          <w:tcPr>
+            <w:tcW w:w="2338" w:type="dxa"/>
+          </w:tcPr>
+          <w:p>
+            <w:pPr>
+              <w:rPr>
+                <w:rFonts w:ascii="Times New Roman" w:hAnsi="Times New Roman" w:cs="Times New Roman"/>
+                <w:sz w:val="26"/>
+                <w:szCs w:val="26"/>
+              </w:rPr>
+            </w:pPr>
+            <w:r>
+              <w:rPr>
+                <w:rFonts w:ascii="Times New Roman" w:hAnsi="Times New Roman" w:cs="Times New Roman"/>
+                <w:sz w:val="26"/>
+                <w:szCs w:val="26"/>
+              </w:rPr>
+              <w:t>00:0C:29:63:E8:3A</w:t>
+            </w:r>
+          </w:p>
+        </w:tc>
+        <w:tc>
+          <w:tcPr>
+            <w:tcW w:w="1885" w:type="dxa"/>
+            <w:vAlign w:val="center"/>
+          </w:tcPr>
+          <w:p>
+            <w:pPr>
+              <w:rPr>
+                <w:rFonts w:ascii="Times New Roman" w:hAnsi="Times New Roman" w:cs="Times New Roman"/>
+                <w:sz w:val="26"/>
+                <w:szCs w:val="26"/>
+              </w:rPr>
+            </w:pPr>
+            <w:r>
+              <w:rPr>
+                <w:rFonts w:ascii="Times New Roman" w:hAnsi="Times New Roman" w:cs="Times New Roman"/>
+                <w:sz w:val="26"/>
+                <w:szCs w:val="26"/>
+              </w:rPr>
+              <w:t>Windows VM – máy đích đối chiếu</w:t>
+            </w:r>
+          </w:p>
+        </w:tc>
+        <w:tc>
+          <w:tcPr>
+            <w:tcW w:w="2390" w:type="dxa"/>
+            <w:vAlign w:val="center"/>
+          </w:tcPr>
+          <w:p>
+            <w:pPr>
+              <w:rPr>
+                <w:rFonts w:ascii="Times New Roman" w:hAnsi="Times New Roman" w:cs="Times New Roman"/>
+                <w:sz w:val="26"/>
+                <w:szCs w:val="26"/>
+              </w:rPr>
+            </w:pPr>
+            <w:r>
+              <w:rPr>
+                <w:rFonts w:ascii="Times New Roman" w:hAnsi="Times New Roman" w:cs="Times New Roman"/>
+                <w:sz w:val="26"/>
+                <w:szCs w:val="26"/>
+              </w:rPr>
+              <w:t xml:space="preserve">MAC 00:0C:29:63:E8:3A được Nmap nhận diện thuộc VMware; đây là VM còn lại trong mạng Host-Only </w:t>
+            </w:r>
+          </w:p>
+        </w:tc>
+      </w:tr>
+      <w:tr>
+        <w:tc>
+          <w:tcPr>
+            <w:tcW w:w="708" w:type="dxa"/>
+          </w:tcPr>
+          <w:p>
+            <w:pPr>
+              <w:rPr>
+                <w:rFonts w:ascii="Times New Roman" w:hAnsi="Times New Roman" w:cs="Times New Roman"/>
+                <w:sz w:val="26"/>
+                <w:szCs w:val="26"/>
+              </w:rPr>
+            </w:pPr>
+            <w:r>
+              <w:rPr>
+                <w:rFonts w:ascii="Times New Roman" w:hAnsi="Times New Roman" w:cs="Times New Roman"/>
+                <w:sz w:val="26"/>
+                <w:szCs w:val="26"/>
+              </w:rPr>
+              <w:lastRenderedPageBreak/>
+              <w:t>4</w:t>
+            </w:r>
+          </w:p>
+        </w:tc>
+        <w:tc>
+          <w:tcPr>
+            <w:tcW w:w="2029" w:type="dxa"/>
+          </w:tcPr>
+          <w:p>
+            <w:pPr>
+              <w:rPr>
+                <w:rFonts w:ascii="Times New Roman" w:hAnsi="Times New Roman" w:cs="Times New Roman"/>
+                <w:sz w:val="26"/>
+                <w:szCs w:val="26"/>
+              </w:rPr>
+            </w:pPr>
+            <w:r>
+              <w:rPr>
+                <w:rFonts w:ascii="Times New Roman" w:hAnsi="Times New Roman" w:cs="Times New Roman"/>
+                <w:sz w:val="26"/>
+                <w:szCs w:val="26"/>
+              </w:rPr>
+              <w:t>192.168.182.200</w:t>
+            </w:r>
+          </w:p>
+        </w:tc>
+        <w:tc>
+          <w:tcPr>
+            <w:tcW w:w="2338" w:type="dxa"/>
+          </w:tcPr>
+          <w:p>
+            <w:pPr>
+              <w:rPr>
+                <w:rFonts w:ascii="Times New Roman" w:hAnsi="Times New Roman" w:cs="Times New Roman"/>
+                <w:sz w:val="26"/>
+                <w:szCs w:val="26"/>
+              </w:rPr>
+            </w:pPr>
+            <w:r>
+              <w:rPr>
+                <w:rFonts w:ascii="Times New Roman" w:hAnsi="Times New Roman" w:cs="Times New Roman"/>
+                <w:sz w:val="26"/>
+                <w:szCs w:val="26"/>
+              </w:rPr>
+              <w:t>00:50:56:FA:59:FD</w:t>
+            </w:r>
+          </w:p>
+        </w:tc>
+        <w:tc>
+          <w:tcPr>
+            <w:tcW w:w="1885" w:type="dxa"/>
+            <w:vAlign w:val="center"/>
+          </w:tcPr>
+          <w:p>
+            <w:pPr>
+              <w:rPr>
+                <w:rFonts w:ascii="Times New Roman" w:hAnsi="Times New Roman" w:cs="Times New Roman"/>
+                <w:sz w:val="26"/>
+                <w:szCs w:val="26"/>
+              </w:rPr>
+            </w:pPr>
+            <w:r>
+              <w:rPr>
+                <w:rFonts w:ascii="Times New Roman" w:hAnsi="Times New Roman" w:cs="Times New Roman"/>
+                <w:sz w:val="26"/>
+                <w:szCs w:val="26"/>
+              </w:rPr>
+              <w:t>Thành phần mạng ảo/DHCP của VMware</w:t>
+            </w:r>
+          </w:p>
+        </w:tc>
+        <w:tc>
+          <w:tcPr>
+            <w:tcW w:w="2390" w:type="dxa"/>
+            <w:vAlign w:val="center"/>
+          </w:tcPr>
+          <w:p>
+            <w:pPr>
+              <w:rPr>
+                <w:rFonts w:ascii="Times New Roman" w:hAnsi="Times New Roman" w:cs="Times New Roman"/>
+                <w:sz w:val="26"/>
+                <w:szCs w:val="26"/>
+              </w:rPr>
+            </w:pPr>
+            <w:r>
+              <w:rPr>
+                <w:rFonts w:ascii="Times New Roman" w:hAnsi="Times New Roman" w:cs="Times New Roman"/>
+                <w:sz w:val="26"/>
+                <w:szCs w:val="26"/>
+              </w:rPr>
+              <w:t>MAC 00:50:56:FA:59:FD được Nmap nhận diện thuộc VMware; không trùng IP Kali và Metasploitable 2, là host phát sinh thêm trong mạng ảo</w:t>
+            </w:r>
+          </w:p>
+        </w:tc>
+      </w:tr>
+      <w:tr>
+        <w:tc>
+          <w:tcPr>
+            <w:tcW w:w="708" w:type="dxa"/>
+          </w:tcPr>
+          <w:p>
+            <w:pPr>
+              <w:rPr>
+                <w:rFonts w:ascii="Times New Roman" w:hAnsi="Times New Roman" w:cs="Times New Roman"/>
+                <w:sz w:val="26"/>
+                <w:szCs w:val="26"/>
+              </w:rPr>
+            </w:pPr>
+            <w:r>
+              <w:rPr>
+                <w:rFonts w:ascii="Times New Roman" w:hAnsi="Times New Roman" w:cs="Times New Roman"/>
+                <w:sz w:val="26"/>
+                <w:szCs w:val="26"/>
+              </w:rPr>
+              <w:t>5</w:t>
+            </w:r>
+          </w:p>
+        </w:tc>
+        <w:tc>
+          <w:tcPr>
+            <w:tcW w:w="2029" w:type="dxa"/>
+          </w:tcPr>
+          <w:p>
+            <w:pPr>
+              <w:rPr>
+                <w:rFonts w:ascii="Times New Roman" w:hAnsi="Times New Roman" w:cs="Times New Roman"/>
+                <w:sz w:val="26"/>
+                <w:szCs w:val="26"/>
+              </w:rPr>
+            </w:pPr>
+            <w:r>
+              <w:rPr>
+                <w:rFonts w:ascii="Times New Roman" w:hAnsi="Times New Roman" w:cs="Times New Roman"/>
+                <w:sz w:val="26"/>
+                <w:szCs w:val="26"/>
+              </w:rPr>
+              <w:t>192.168.182.</w:t>
+            </w:r>
+            <w:r>
+              <w:rPr>
+                <w:rFonts w:ascii="Times New Roman" w:hAnsi="Times New Roman" w:cs="Times New Roman"/>
+                <w:sz w:val="26"/>
+                <w:szCs w:val="26"/>
+              </w:rPr>
+              <w:t>101</w:t>
+            </w:r>
+          </w:p>
+        </w:tc>
+        <w:tc>
+          <w:tcPr>
+            <w:tcW w:w="2338" w:type="dxa"/>
+          </w:tcPr>
+          <w:p>
+            <w:pPr>
+              <w:rPr>
+                <w:rFonts w:ascii="Times New Roman" w:hAnsi="Times New Roman" w:cs="Times New Roman"/>
+                <w:sz w:val="26"/>
+                <w:szCs w:val="26"/>
+              </w:rPr>
+            </w:pPr>
+          </w:p>
+        </w:tc>
+        <w:tc>
+          <w:tcPr>
+            <w:tcW w:w="1885" w:type="dxa"/>
+            <w:vAlign w:val="center"/>
+          </w:tcPr>
+          <w:p>
+            <w:pPr>
+              <w:rPr>
+                <w:rFonts w:ascii="Times New Roman" w:hAnsi="Times New Roman" w:cs="Times New Roman"/>
+                <w:sz w:val="26"/>
+                <w:szCs w:val="26"/>
+              </w:rPr>
+            </w:pPr>
+            <w:r>
+              <w:rPr>
+                <w:rFonts w:ascii="Times New Roman" w:hAnsi="Times New Roman" w:cs="Times New Roman"/>
+                <w:sz w:val="26"/>
+                <w:szCs w:val="26"/>
+              </w:rPr>
+              <w:t>Kali Linux – máy quét</w:t>
+            </w:r>
+          </w:p>
+        </w:tc>
+        <w:tc>
+          <w:tcPr>
+            <w:tcW w:w="2390" w:type="dxa"/>
+            <w:vAlign w:val="center"/>
+          </w:tcPr>
+          <w:p>
+            <w:pPr>
+              <w:rPr>
+                <w:rFonts w:ascii="Times New Roman" w:hAnsi="Times New Roman" w:cs="Times New Roman"/>
+                <w:sz w:val="26"/>
+                <w:szCs w:val="26"/>
+              </w:rPr>
+            </w:pPr>
+            <w:r>
+              <w:rPr>
+                <w:rFonts w:ascii="Times New Roman" w:hAnsi="Times New Roman" w:cs="Times New Roman"/>
+                <w:sz w:val="26"/>
+                <w:szCs w:val="26"/>
+              </w:rPr>
+              <w:t>Lệnh ip -br addr trên Kali xác nhận eth0 = 192.168.182.101/24</w:t>
+            </w:r>
+          </w:p>
+        </w:tc>
+      </w:tr>
+    </w:tbl>
+    <w:p>
+      <w:pPr>
+        <w:jc w:val="both"/>
+        <w:rPr>
+          <w:rFonts w:ascii="Times New Roman" w:hAnsi="Times New Roman" w:cs="Times New Roman"/>
+          <w:b/>
+          <w:bCs/>
+          <w:sz w:val="26"/>
+          <w:szCs w:val="26"/>
+        </w:rPr>
+      </w:pPr>
+    </w:p>
+    <w:tbl>
+      <w:tblPr>
+        <w:tblStyle w:val="TableGrid"/>
+        <w:tblW w:w="0" w:type="auto"/>
+        <w:tblLook w:val="04A0" w:firstRow="1" w:lastRow="0" w:firstColumn="1" w:lastColumn="0" w:noHBand="0" w:noVBand="1"/>
+      </w:tblPr>
+      <w:tblGrid>
+        <w:gridCol w:w="2337"/>
+        <w:gridCol w:w="2337"/>
+        <w:gridCol w:w="2338"/>
+        <w:gridCol w:w="2338"/>
+      </w:tblGrid>
+      <w:tr>
+        <w:tc>
+          <w:tcPr>
+            <w:tcW w:w="2337" w:type="dxa"/>
+          </w:tcPr>
+          <w:p>
+            <w:pPr>
+              <w:jc w:val="both"/>
+              <w:rPr>
+                <w:rFonts w:ascii="Times New Roman" w:hAnsi="Times New Roman" w:cs="Times New Roman"/>
+                <w:b/>
+                <w:bCs/>
+                <w:sz w:val="26"/>
+                <w:szCs w:val="26"/>
+              </w:rPr>
+            </w:pPr>
+            <w:r>
+              <w:rPr>
+                <w:rFonts w:ascii="Times New Roman" w:hAnsi="Times New Roman" w:cs="Times New Roman"/>
+                <w:b/>
+                <w:bCs/>
+                <w:sz w:val="26"/>
+                <w:szCs w:val="26"/>
+              </w:rPr>
+              <w:t>Tiêu chí</w:t>
+            </w:r>
+          </w:p>
+        </w:tc>
+        <w:tc>
+          <w:tcPr>
+            <w:tcW w:w="2337" w:type="dxa"/>
+          </w:tcPr>
+          <w:p>
+            <w:pPr>
+              <w:jc w:val="both"/>
+              <w:rPr>
+                <w:rFonts w:ascii="Times New Roman" w:hAnsi="Times New Roman" w:cs="Times New Roman"/>
+                <w:b/>
+                <w:bCs/>
+                <w:sz w:val="26"/>
+                <w:szCs w:val="26"/>
+              </w:rPr>
+            </w:pPr>
+            <w:r>
+              <w:rPr>
+                <w:rFonts w:ascii="Times New Roman" w:hAnsi="Times New Roman" w:cs="Times New Roman"/>
+                <w:b/>
+                <w:bCs/>
+                <w:sz w:val="26"/>
+                <w:szCs w:val="26"/>
+              </w:rPr>
+              <w:t>-sT</w:t>
+            </w:r>
+          </w:p>
+        </w:tc>
+        <w:tc>
+          <w:tcPr>
+            <w:tcW w:w="2338" w:type="dxa"/>
+          </w:tcPr>
+          <w:p>
+            <w:pPr>
+              <w:jc w:val="both"/>
+              <w:rPr>
+                <w:rFonts w:ascii="Times New Roman" w:hAnsi="Times New Roman" w:cs="Times New Roman"/>
+                <w:b/>
+                <w:bCs/>
+                <w:sz w:val="26"/>
+                <w:szCs w:val="26"/>
+              </w:rPr>
+            </w:pPr>
+            <w:r>
+              <w:rPr>
+                <w:rFonts w:ascii="Times New Roman" w:hAnsi="Times New Roman" w:cs="Times New Roman"/>
+                <w:b/>
+                <w:bCs/>
+                <w:sz w:val="26"/>
+                <w:szCs w:val="26"/>
+              </w:rPr>
+              <w:t>-sS</w:t>
+            </w:r>
+          </w:p>
+        </w:tc>
+        <w:tc>
+          <w:tcPr>
+            <w:tcW w:w="2338" w:type="dxa"/>
+          </w:tcPr>
+          <w:p>
+            <w:pPr>
+              <w:jc w:val="both"/>
+              <w:rPr>
+                <w:rFonts w:ascii="Times New Roman" w:hAnsi="Times New Roman" w:cs="Times New Roman"/>
+                <w:b/>
+                <w:bCs/>
+                <w:sz w:val="26"/>
+                <w:szCs w:val="26"/>
+              </w:rPr>
+            </w:pPr>
+            <w:r>
+              <w:rPr>
+                <w:rFonts w:ascii="Times New Roman" w:hAnsi="Times New Roman" w:cs="Times New Roman"/>
+                <w:b/>
+                <w:bCs/>
+                <w:sz w:val="26"/>
+                <w:szCs w:val="26"/>
+              </w:rPr>
+              <w:t>Nhận xét</w:t>
+            </w:r>
+          </w:p>
+        </w:tc>
+      </w:tr>
+      <w:tr>
+        <w:tc>
+          <w:tcPr>
+            <w:tcW w:w="2337" w:type="dxa"/>
+          </w:tcPr>
+          <w:p>
+            <w:pPr>
+              <w:jc w:val="both"/>
+              <w:rPr>
+                <w:rFonts w:ascii="Times New Roman" w:hAnsi="Times New Roman" w:cs="Times New Roman"/>
+                <w:sz w:val="26"/>
+                <w:szCs w:val="26"/>
+              </w:rPr>
+            </w:pPr>
+            <w:r>
+              <w:rPr>
+                <w:rFonts w:ascii="Times New Roman" w:hAnsi="Times New Roman" w:cs="Times New Roman"/>
+                <w:sz w:val="26"/>
+                <w:szCs w:val="26"/>
+              </w:rPr>
+              <w:t>Cổng open</w:t>
+            </w:r>
+          </w:p>
+        </w:tc>
+        <w:tc>
+          <w:tcPr>
+            <w:tcW w:w="2337" w:type="dxa"/>
+          </w:tcPr>
+          <w:p>
+            <w:pPr>
+              <w:jc w:val="both"/>
+              <w:rPr>
+                <w:rFonts w:ascii="Times New Roman" w:hAnsi="Times New Roman" w:cs="Times New Roman"/>
+                <w:sz w:val="26"/>
+                <w:szCs w:val="26"/>
+              </w:rPr>
+            </w:pPr>
+          </w:p>
+        </w:tc>
+        <w:tc>
+          <w:tcPr>
+            <w:tcW w:w="2338" w:type="dxa"/>
+          </w:tcPr>
+          <w:p>
+            <w:pPr>
+              <w:jc w:val="both"/>
+              <w:rPr>
+                <w:rFonts w:ascii="Times New Roman" w:hAnsi="Times New Roman" w:cs="Times New Roman"/>
+                <w:sz w:val="26"/>
+                <w:szCs w:val="26"/>
+              </w:rPr>
+            </w:pPr>
+          </w:p>
+        </w:tc>
+        <w:tc>
+          <w:tcPr>
+            <w:tcW w:w="2338" w:type="dxa"/>
+          </w:tcPr>
+          <w:p>
+            <w:pPr>
+              <w:jc w:val="both"/>
+              <w:rPr>
+                <w:rFonts w:ascii="Times New Roman" w:hAnsi="Times New Roman" w:cs="Times New Roman"/>
+                <w:sz w:val="26"/>
+                <w:szCs w:val="26"/>
+              </w:rPr>
+            </w:pPr>
+          </w:p>
+        </w:tc>
+      </w:tr>
+      <w:tr>
+        <w:tc>
+          <w:tcPr>
+            <w:tcW w:w="2337" w:type="dxa"/>
+          </w:tcPr>
+          <w:p>
+            <w:pPr>
+              <w:jc w:val="both"/>
+              <w:rPr>
+                <w:rFonts w:ascii="Times New Roman" w:hAnsi="Times New Roman" w:cs="Times New Roman"/>
+                <w:sz w:val="26"/>
+                <w:szCs w:val="26"/>
+              </w:rPr>
+            </w:pPr>
+            <w:r>
+              <w:rPr>
+                <w:rFonts w:ascii="Times New Roman" w:hAnsi="Times New Roman" w:cs="Times New Roman"/>
+                <w:sz w:val="26"/>
+                <w:szCs w:val="26"/>
+              </w:rPr>
+              <w:t>Cổng closed</w:t>
+            </w:r>
+          </w:p>
+        </w:tc>
+        <w:tc>
+          <w:tcPr>
+            <w:tcW w:w="2337" w:type="dxa"/>
+          </w:tcPr>
+          <w:p>
+            <w:pPr>
+              <w:jc w:val="both"/>
+              <w:rPr>
+                <w:rFonts w:ascii="Times New Roman" w:hAnsi="Times New Roman" w:cs="Times New Roman"/>
+                <w:sz w:val="26"/>
+                <w:szCs w:val="26"/>
+              </w:rPr>
+            </w:pPr>
+          </w:p>
+        </w:tc>
+        <w:tc>
+          <w:tcPr>
+            <w:tcW w:w="2338" w:type="dxa"/>
+          </w:tcPr>
+          <w:p>
+            <w:pPr>
+              <w:jc w:val="both"/>
+              <w:rPr>
+                <w:rFonts w:ascii="Times New Roman" w:hAnsi="Times New Roman" w:cs="Times New Roman"/>
+                <w:sz w:val="26"/>
+                <w:szCs w:val="26"/>
+              </w:rPr>
+            </w:pPr>
+          </w:p>
+        </w:tc>
+        <w:tc>
+          <w:tcPr>
+            <w:tcW w:w="2338" w:type="dxa"/>
+          </w:tcPr>
+          <w:p>
+            <w:pPr>
+              <w:jc w:val="both"/>
+              <w:rPr>
+                <w:rFonts w:ascii="Times New Roman" w:hAnsi="Times New Roman" w:cs="Times New Roman"/>
+                <w:sz w:val="26"/>
+                <w:szCs w:val="26"/>
+              </w:rPr>
+            </w:pPr>
+          </w:p>
+        </w:tc>
+      </w:tr>
+      <w:tr>
+        <w:tc>
+          <w:tcPr>
+            <w:tcW w:w="2337" w:type="dxa"/>
+          </w:tcPr>
+          <w:p>
+            <w:pPr>
+              <w:jc w:val="both"/>
+              <w:rPr>
+                <w:rFonts w:ascii="Times New Roman" w:hAnsi="Times New Roman" w:cs="Times New Roman"/>
+                <w:sz w:val="26"/>
+                <w:szCs w:val="26"/>
+              </w:rPr>
+            </w:pPr>
+            <w:r>
+              <w:rPr>
+                <w:rFonts w:ascii="Times New Roman" w:hAnsi="Times New Roman" w:cs="Times New Roman"/>
+                <w:sz w:val="26"/>
+                <w:szCs w:val="26"/>
+              </w:rPr>
+              <w:t>Cổng filtered</w:t>
+            </w:r>
+          </w:p>
+        </w:tc>
+        <w:tc>
+          <w:tcPr>
+            <w:tcW w:w="2337" w:type="dxa"/>
+          </w:tcPr>
+          <w:p>
+            <w:pPr>
+              <w:jc w:val="both"/>
+              <w:rPr>
+                <w:rFonts w:ascii="Times New Roman" w:hAnsi="Times New Roman" w:cs="Times New Roman"/>
+                <w:sz w:val="26"/>
+                <w:szCs w:val="26"/>
+              </w:rPr>
+            </w:pPr>
+          </w:p>
+        </w:tc>
+        <w:tc>
+          <w:tcPr>
+            <w:tcW w:w="2338" w:type="dxa"/>
+          </w:tcPr>
+          <w:p>
+            <w:pPr>
+              <w:jc w:val="both"/>
+              <w:rPr>
+                <w:rFonts w:ascii="Times New Roman" w:hAnsi="Times New Roman" w:cs="Times New Roman"/>
+                <w:sz w:val="26"/>
+                <w:szCs w:val="26"/>
+              </w:rPr>
+            </w:pPr>
+          </w:p>
+        </w:tc>
+        <w:tc>
+          <w:tcPr>
+            <w:tcW w:w="2338" w:type="dxa"/>
+          </w:tcPr>
+          <w:p>
+            <w:pPr>
+              <w:jc w:val="both"/>
+              <w:rPr>
+                <w:rFonts w:ascii="Times New Roman" w:hAnsi="Times New Roman" w:cs="Times New Roman"/>
+                <w:sz w:val="26"/>
+                <w:szCs w:val="26"/>
+              </w:rPr>
+            </w:pPr>
+          </w:p>
+        </w:tc>
+      </w:tr>
+      <w:tr>
+        <w:tc>
+          <w:tcPr>
+            <w:tcW w:w="2337" w:type="dxa"/>
+          </w:tcPr>
+          <w:p>
+            <w:pPr>
+              <w:jc w:val="both"/>
+              <w:rPr>
+                <w:rFonts w:ascii="Times New Roman" w:hAnsi="Times New Roman" w:cs="Times New Roman"/>
+                <w:sz w:val="26"/>
+                <w:szCs w:val="26"/>
+              </w:rPr>
+            </w:pPr>
+            <w:r>
+              <w:rPr>
+                <w:rFonts w:ascii="Times New Roman" w:hAnsi="Times New Roman" w:cs="Times New Roman"/>
+                <w:sz w:val="26"/>
+                <w:szCs w:val="26"/>
+              </w:rPr>
+              <w:t>Thời gian quét</w:t>
+            </w:r>
+          </w:p>
+        </w:tc>
+        <w:tc>
+          <w:tcPr>
+            <w:tcW w:w="2337" w:type="dxa"/>
+          </w:tcPr>
+          <w:p>
+            <w:pPr>
+              <w:jc w:val="both"/>
+              <w:rPr>
+                <w:rFonts w:ascii="Times New Roman" w:hAnsi="Times New Roman" w:cs="Times New Roman"/>
+                <w:sz w:val="26"/>
+                <w:szCs w:val="26"/>
+              </w:rPr>
+            </w:pPr>
+          </w:p>
+        </w:tc>
+        <w:tc>
+          <w:tcPr>
+            <w:tcW w:w="2338" w:type="dxa"/>
+          </w:tcPr>
+          <w:p>
+            <w:pPr>
+              <w:jc w:val="both"/>
+              <w:rPr>
+                <w:rFonts w:ascii="Times New Roman" w:hAnsi="Times New Roman" w:cs="Times New Roman"/>
+                <w:sz w:val="26"/>
+                <w:szCs w:val="26"/>
+              </w:rPr>
+            </w:pPr>
+          </w:p>
+        </w:tc>
+        <w:tc>
+          <w:tcPr>
+            <w:tcW w:w="2338" w:type="dxa"/>
+          </w:tcPr>
+          <w:p>
+            <w:pPr>
+              <w:jc w:val="both"/>
+              <w:rPr>
+                <w:rFonts w:ascii="Times New Roman" w:hAnsi="Times New Roman" w:cs="Times New Roman"/>
+                <w:sz w:val="26"/>
+                <w:szCs w:val="26"/>
+              </w:rPr>
+            </w:pPr>
+          </w:p>
+        </w:tc>
+      </w:tr>
+      <w:tr>
+        <w:tc>
+          <w:tcPr>
+            <w:tcW w:w="2337" w:type="dxa"/>
+          </w:tcPr>
+          <w:p>
+            <w:pPr>
+              <w:jc w:val="both"/>
+              <w:rPr>
+                <w:rFonts w:ascii="Times New Roman" w:hAnsi="Times New Roman" w:cs="Times New Roman"/>
+                <w:sz w:val="26"/>
+                <w:szCs w:val="26"/>
+              </w:rPr>
+            </w:pPr>
+            <w:r>
+              <w:rPr>
+                <w:rFonts w:ascii="Times New Roman" w:hAnsi="Times New Roman" w:cs="Times New Roman"/>
+                <w:sz w:val="26"/>
+                <w:szCs w:val="26"/>
+              </w:rPr>
+              <w:t>Quyền cần thiết</w:t>
+            </w:r>
+          </w:p>
+        </w:tc>
+        <w:tc>
+          <w:tcPr>
+            <w:tcW w:w="2337" w:type="dxa"/>
+          </w:tcPr>
+          <w:p>
+            <w:pPr>
+              <w:jc w:val="both"/>
+              <w:rPr>
+                <w:rFonts w:ascii="Times New Roman" w:hAnsi="Times New Roman" w:cs="Times New Roman"/>
+                <w:sz w:val="26"/>
+                <w:szCs w:val="26"/>
+              </w:rPr>
+            </w:pPr>
+          </w:p>
+        </w:tc>
+        <w:tc>
+          <w:tcPr>
+            <w:tcW w:w="2338" w:type="dxa"/>
+          </w:tcPr>
+          <w:p>
+            <w:pPr>
+              <w:jc w:val="both"/>
+              <w:rPr>
+                <w:rFonts w:ascii="Times New Roman" w:hAnsi="Times New Roman" w:cs="Times New Roman"/>
+                <w:sz w:val="26"/>
+                <w:szCs w:val="26"/>
+              </w:rPr>
+            </w:pPr>
+          </w:p>
+        </w:tc>
+        <w:tc>
+          <w:tcPr>
+            <w:tcW w:w="2338" w:type="dxa"/>
+          </w:tcPr>
+          <w:p>
+            <w:pPr>
+              <w:jc w:val="both"/>
+              <w:rPr>
+                <w:rFonts w:ascii="Times New Roman" w:hAnsi="Times New Roman" w:cs="Times New Roman"/>
+                <w:sz w:val="26"/>
+                <w:szCs w:val="26"/>
+              </w:rPr>
+            </w:pPr>
+          </w:p>
+        </w:tc>
+      </w:tr>
+    </w:tbl>
+    <w:p>
+      <w:pPr>
+        <w:jc w:val="both"/>
+        <w:rPr>
+          <w:rFonts w:ascii="Times New Roman" w:hAnsi="Times New Roman" w:cs="Times New Roman"/>
+          <w:b/>
+          <w:bCs/>
+          <w:sz w:val="26"/>
+          <w:szCs w:val="26"/>
+        </w:rPr>
+      </w:pPr>
+    </w:p>
+    <w:p>
+      <w:pPr>
+        <w:jc w:val="both"/>
+        <w:rPr>
+          <w:rFonts w:ascii="Times New Roman" w:hAnsi="Times New Roman" w:cs="Times New Roman"/>
+          <w:b/>
+          <w:bCs/>
+          <w:sz w:val="26"/>
+          <w:szCs w:val="26"/>
+        </w:rPr>
+      </w:pPr>
+    </w:p>
+    <w:p>
+      <w:pPr>
+        <w:jc w:val="both"/>
+        <w:rPr>
+          <w:rFonts w:ascii="Times New Roman" w:hAnsi="Times New Roman" w:cs="Times New Roman"/>
+          <w:sz w:val="26"/>
+          <w:szCs w:val="26"/>
+        </w:rPr>
+      </w:pPr>
+      <w:r>
+        <w:rPr>
+          <w:rFonts w:ascii="Times New Roman" w:hAnsi="Times New Roman" w:cs="Times New Roman"/>
+          <w:sz w:val="26"/>
+          <w:szCs w:val="26"/>
+        </w:rPr>
+        <w:t xml:space="preserve">12.1. Danh mục ảnh minh chứng bắt buộc </w:t>
+      </w:r>
+    </w:p>
+    <w:p>
+      <w:pPr>
+        <w:jc w:val="both"/>
+        <w:rPr>
+          <w:rFonts w:ascii="Times New Roman" w:hAnsi="Times New Roman" w:cs="Times New Roman"/>
+          <w:sz w:val="26"/>
+          <w:szCs w:val="26"/>
+        </w:rPr>
+      </w:pPr>
+      <w:r>
+        <w:rPr>
+          <w:rFonts w:ascii="Times New Roman" w:hAnsi="Times New Roman" w:cs="Times New Roman"/>
+          <w:sz w:val="26"/>
+          <w:szCs w:val="26"/>
+        </w:rPr>
+        <w:t xml:space="preserve">• Ảnh 1: ip -br addr trên Kali, thấy rõ interface Host-Only và IP. </w:t>
+      </w:r>
+    </w:p>
+    <w:p>
+      <w:pPr>
+        <w:jc w:val="both"/>
+        <w:rPr>
+          <w:rFonts w:ascii="Times New Roman" w:hAnsi="Times New Roman" w:cs="Times New Roman"/>
+          <w:sz w:val="26"/>
+          <w:szCs w:val="26"/>
+        </w:rPr>
+      </w:pPr>
+      <w:r>
+        <w:rPr>
+          <w:rFonts w:ascii="Times New Roman" w:hAnsi="Times New Roman" w:cs="Times New Roman"/>
+          <w:sz w:val="26"/>
+          <w:szCs w:val="26"/>
+        </w:rPr>
+        <w:lastRenderedPageBreak/>
+        <w:drawing>
+          <wp:inline distT="0" distB="0" distL="0" distR="0" wp14:anchorId="32102C52" wp14:editId="3A7CBAE0">
+            <wp:extent cx="5943600" cy="4526280"/>
+            <wp:effectExtent l="0" t="0" r="0" b="7620"/>
+            <wp:docPr id="1561790572" name="Picture 1"/>
+            <wp:cNvGraphicFramePr>
+              <a:graphicFrameLocks xmlns:a="http://schemas.openxmlformats.org/drawingml/2006/main" noChangeAspect="1"/>
+            </wp:cNvGraphicFramePr>
+            <a:graphic xmlns:a="http://schemas.openxmlformats.org/drawingml/2006/main">
+              <a:graphicData uri="http://schemas.openxmlformats.org/drawingml/2006/picture">
+                <pic:pic xmlns:pic="http://schemas.openxmlformats.org/drawingml/2006/picture">
+                  <pic:nvPicPr>
+                    <pic:cNvPr id="1561790572" name=""/>
+                    <pic:cNvPicPr/>
+                  </pic:nvPicPr>
+                  <pic:blipFill>
+                    <a:blip r:embed="rId4"/>
+                    <a:stretch>
+                      <a:fillRect/>
+                    </a:stretch>
+                  </pic:blipFill>
+                  <pic:spPr>
+                    <a:xfrm>
+                      <a:off x="0" y="0"/>
+                      <a:ext cx="5943600" cy="4526280"/>
+                    </a:xfrm>
+                    <a:prstGeom prst="rect">
+                      <a:avLst/>
+                    </a:prstGeom>
+                  </pic:spPr>
+                </pic:pic>
+              </a:graphicData>
+            </a:graphic>
+          </wp:inline>
+        </w:drawing>
+      </w:r>
+    </w:p>
+    <w:p>
+      <w:pPr>
+        <w:jc w:val="both"/>
+        <w:rPr>
+          <w:rFonts w:ascii="Times New Roman" w:hAnsi="Times New Roman" w:cs="Times New Roman"/>
+          <w:sz w:val="26"/>
+          <w:szCs w:val="26"/>
+        </w:rPr>
+      </w:pPr>
+      <w:r>
+        <w:rPr>
+          <w:rFonts w:ascii="Times New Roman" w:hAnsi="Times New Roman" w:cs="Times New Roman"/>
+          <w:sz w:val="26"/>
+          <w:szCs w:val="26"/>
+        </w:rPr>
+        <w:t xml:space="preserve">• Ảnh 2: ifconfig/ip trên Metasploitable 2, thấy IP thật của máy đích. </w:t>
+      </w:r>
+    </w:p>
+    <w:p>
+      <w:pPr>
+        <w:jc w:val="both"/>
+        <w:rPr>
+          <w:rFonts w:ascii="Times New Roman" w:hAnsi="Times New Roman" w:cs="Times New Roman"/>
+          <w:sz w:val="26"/>
+          <w:szCs w:val="26"/>
+        </w:rPr>
+      </w:pPr>
+      <w:r>
+        <w:rPr>
+          <w:rFonts w:ascii="Times New Roman" w:hAnsi="Times New Roman" w:cs="Times New Roman"/>
+          <w:b/>
+          <w:bCs/>
+          <w:sz w:val="26"/>
+          <w:szCs w:val="26"/>
+        </w:rPr>
+        <w:lastRenderedPageBreak/>
+        <w:drawing>
+          <wp:inline distT="0" distB="0" distL="0" distR="0" wp14:anchorId="09826B43" wp14:editId="0336F780">
+            <wp:extent cx="5943600" cy="3723640"/>
+            <wp:effectExtent l="0" t="0" r="0" b="0"/>
+            <wp:docPr id="1670500593" name="Picture 1"/>
+            <wp:cNvGraphicFramePr>
+              <a:graphicFrameLocks xmlns:a="http://schemas.openxmlformats.org/drawingml/2006/main" noChangeAspect="1"/>
+            </wp:cNvGraphicFramePr>
+            <a:graphic xmlns:a="http://schemas.openxmlformats.org/drawingml/2006/main">
+              <a:graphicData uri="http://schemas.openxmlformats.org/drawingml/2006/picture">
+                <pic:pic xmlns:pic="http://schemas.openxmlformats.org/drawingml/2006/picture">
+                  <pic:nvPicPr>
+                    <pic:cNvPr id="1670500593" name=""/>
+                    <pic:cNvPicPr/>
+                  </pic:nvPicPr>
+                  <pic:blipFill>
+                    <a:blip r:embed="rId5"/>
+                    <a:stretch>
+                      <a:fillRect/>
+                    </a:stretch>
+                  </pic:blipFill>
+                  <pic:spPr>
+                    <a:xfrm>
+                      <a:off x="0" y="0"/>
+                      <a:ext cx="5943600" cy="3723640"/>
+                    </a:xfrm>
+                    <a:prstGeom prst="rect">
+                      <a:avLst/>
+                    </a:prstGeom>
+                  </pic:spPr>
+                </pic:pic>
+              </a:graphicData>
+            </a:graphic>
+          </wp:inline>
+        </w:drawing>
+      </w:r>
+    </w:p>
+    <w:p>
+      <w:pPr>
+        <w:jc w:val="both"/>
+        <w:rPr>
+          <w:rFonts w:ascii="Times New Roman" w:hAnsi="Times New Roman" w:cs="Times New Roman"/>
+          <w:sz w:val="26"/>
+          <w:szCs w:val="26"/>
+        </w:rPr>
+      </w:pPr>
+      <w:r>
+        <w:rPr>
+          <w:rFonts w:ascii="Times New Roman" w:hAnsi="Times New Roman" w:cs="Times New Roman"/>
+          <w:sz w:val="26"/>
+          <w:szCs w:val="26"/>
+        </w:rPr>
+        <w:t xml:space="preserve">• Ảnh 3: kết quả host discovery -sn. </w:t>
+      </w:r>
+    </w:p>
+    <w:p>
+      <w:pPr>
+        <w:jc w:val="both"/>
+        <w:rPr>
+          <w:rFonts w:ascii="Times New Roman" w:hAnsi="Times New Roman" w:cs="Times New Roman"/>
+          <w:sz w:val="26"/>
+          <w:szCs w:val="26"/>
+        </w:rPr>
+      </w:pPr>
+      <w:r>
+        <w:rPr>
+          <w:rFonts w:ascii="Times New Roman" w:hAnsi="Times New Roman" w:cs="Times New Roman"/>
+          <w:sz w:val="26"/>
+          <w:szCs w:val="26"/>
+        </w:rPr>
+        <w:lastRenderedPageBreak/>
+        <w:drawing>
+          <wp:inline distT="0" distB="0" distL="0" distR="0" wp14:anchorId="198B9023" wp14:editId="4FFCE2D6">
+            <wp:extent cx="5943600" cy="4349750"/>
+            <wp:effectExtent l="0" t="0" r="0" b="0"/>
+            <wp:docPr id="224279420" name="Picture 1"/>
+            <wp:cNvGraphicFramePr>
+              <a:graphicFrameLocks xmlns:a="http://schemas.openxmlformats.org/drawingml/2006/main" noChangeAspect="1"/>
+            </wp:cNvGraphicFramePr>
+            <a:graphic xmlns:a="http://schemas.openxmlformats.org/drawingml/2006/main">
+              <a:graphicData uri="http://schemas.openxmlformats.org/drawingml/2006/picture">
+                <pic:pic xmlns:pic="http://schemas.openxmlformats.org/drawingml/2006/picture">
+                  <pic:nvPicPr>
+                    <pic:cNvPr id="224279420" name=""/>
+                    <pic:cNvPicPr/>
+                  </pic:nvPicPr>
+                  <pic:blipFill>
+                    <a:blip r:embed="rId6"/>
+                    <a:stretch>
+                      <a:fillRect/>
+                    </a:stretch>
+                  </pic:blipFill>
+                  <pic:spPr>
+                    <a:xfrm>
+                      <a:off x="0" y="0"/>
+                      <a:ext cx="5943600" cy="4349750"/>
+                    </a:xfrm>
+                    <a:prstGeom prst="rect">
+                      <a:avLst/>
+                    </a:prstGeom>
+                  </pic:spPr>
+                </pic:pic>
+              </a:graphicData>
+            </a:graphic>
+          </wp:inline>
+        </w:drawing>
+      </w:r>
+    </w:p>
+    <w:p>
+      <w:pPr>
+        <w:jc w:val="both"/>
+        <w:rPr>
+          <w:rFonts w:ascii="Times New Roman" w:hAnsi="Times New Roman" w:cs="Times New Roman"/>
+          <w:sz w:val="26"/>
+          <w:szCs w:val="26"/>
+        </w:rPr>
+      </w:pPr>
+      <w:r>
+        <w:rPr>
+          <w:rFonts w:ascii="Times New Roman" w:hAnsi="Times New Roman" w:cs="Times New Roman"/>
+          <w:sz w:val="26"/>
+          <w:szCs w:val="26"/>
+        </w:rPr>
+        <w:t>• Ảnh 4: kết quả -sS hoặc -sT.</w:t>
+      </w:r>
+    </w:p>
+    <w:p>
+      <w:pPr>
+        <w:jc w:val="both"/>
+        <w:rPr>
+          <w:rFonts w:ascii="Times New Roman" w:hAnsi="Times New Roman" w:cs="Times New Roman"/>
+          <w:sz w:val="26"/>
+          <w:szCs w:val="26"/>
+        </w:rPr>
+      </w:pPr>
+      <w:r>
+        <w:rPr>
+          <w:rFonts w:ascii="Times New Roman" w:hAnsi="Times New Roman" w:cs="Times New Roman"/>
+          <w:sz w:val="26"/>
+          <w:szCs w:val="26"/>
+        </w:rPr>
+        <w:lastRenderedPageBreak/>
+        <w:drawing>
+          <wp:inline distT="0" distB="0" distL="0" distR="0" wp14:anchorId="104F3EC7" wp14:editId="3D29EF0F">
+            <wp:extent cx="5943600" cy="4939030"/>
+            <wp:effectExtent l="0" t="0" r="0" b="0"/>
+            <wp:docPr id="1134488615" name="Picture 1"/>
+            <wp:cNvGraphicFramePr>
+              <a:graphicFrameLocks xmlns:a="http://schemas.openxmlformats.org/drawingml/2006/main" noChangeAspect="1"/>
+            </wp:cNvGraphicFramePr>
+            <a:graphic xmlns:a="http://schemas.openxmlformats.org/drawingml/2006/main">
+              <a:graphicData uri="http://schemas.openxmlformats.org/drawingml/2006/picture">
+                <pic:pic xmlns:pic="http://schemas.openxmlformats.org/drawingml/2006/picture">
+                  <pic:nvPicPr>
+                    <pic:cNvPr id="1134488615" name=""/>
+                    <pic:cNvPicPr/>
+                  </pic:nvPicPr>
+                  <pic:blipFill>
+                    <a:blip r:embed="rId7"/>
+                    <a:stretch>
+                      <a:fillRect/>
+                    </a:stretch>
+                  </pic:blipFill>
+                  <pic:spPr>
+                    <a:xfrm>
+                      <a:off x="0" y="0"/>
+                      <a:ext cx="5943600" cy="4939030"/>
+                    </a:xfrm>
+                    <a:prstGeom prst="rect">
+                      <a:avLst/>
+                    </a:prstGeom>
+                  </pic:spPr>
+                </pic:pic>
+              </a:graphicData>
+            </a:graphic>
+          </wp:inline>
+        </w:drawing>
+      </w:r>
+    </w:p>
+    <w:p>
+      <w:pPr>
+        <w:jc w:val="both"/>
+        <w:rPr>
+          <w:rFonts w:ascii="Times New Roman" w:hAnsi="Times New Roman" w:cs="Times New Roman"/>
+          <w:sz w:val="26"/>
+          <w:szCs w:val="26"/>
+        </w:rPr>
+      </w:pPr>
+      <w:r>
+        <w:rPr>
+          <w:rFonts w:ascii="Times New Roman" w:hAnsi="Times New Roman" w:cs="Times New Roman"/>
+          <w:sz w:val="26"/>
+          <w:szCs w:val="26"/>
+        </w:rPr>
+        <w:lastRenderedPageBreak/>
+        <w:drawing>
+          <wp:inline distT="0" distB="0" distL="0" distR="0" wp14:anchorId="6251B45F" wp14:editId="239D91F3">
+            <wp:extent cx="5943600" cy="5723255"/>
+            <wp:effectExtent l="0" t="0" r="0" b="0"/>
+            <wp:docPr id="1312644299" name="Picture 1"/>
+            <wp:cNvGraphicFramePr>
+              <a:graphicFrameLocks xmlns:a="http://schemas.openxmlformats.org/drawingml/2006/main" noChangeAspect="1"/>
+            </wp:cNvGraphicFramePr>
+            <a:graphic xmlns:a="http://schemas.openxmlformats.org/drawingml/2006/main">
+              <a:graphicData uri="http://schemas.openxmlformats.org/drawingml/2006/picture">
+                <pic:pic xmlns:pic="http://schemas.openxmlformats.org/drawingml/2006/picture">
+                  <pic:nvPicPr>
+                    <pic:cNvPr id="1312644299" name=""/>
+                    <pic:cNvPicPr/>
+                  </pic:nvPicPr>
+                  <pic:blipFill>
+                    <a:blip r:embed="rId8"/>
+                    <a:stretch>
+                      <a:fillRect/>
+                    </a:stretch>
+                  </pic:blipFill>
+                  <pic:spPr>
+                    <a:xfrm>
+                      <a:off x="0" y="0"/>
+                      <a:ext cx="5943600" cy="5723255"/>
+                    </a:xfrm>
+                    <a:prstGeom prst="rect">
+                      <a:avLst/>
+                    </a:prstGeom>
+                  </pic:spPr>
+                </pic:pic>
+              </a:graphicData>
+            </a:graphic>
+          </wp:inline>
+        </w:drawing>
+      </w:r>
+    </w:p>
+    <w:p>
+      <w:pPr>
+        <w:jc w:val="both"/>
+        <w:rPr>
+          <w:rFonts w:ascii="Times New Roman" w:hAnsi="Times New Roman" w:cs="Times New Roman"/>
+          <w:sz w:val="26"/>
+          <w:szCs w:val="26"/>
+        </w:rPr>
+      </w:pPr>
+      <w:r>
+        <w:rPr>
+          <w:rFonts w:ascii="Times New Roman" w:hAnsi="Times New Roman" w:cs="Times New Roman"/>
+          <w:sz w:val="26"/>
+          <w:szCs w:val="26"/>
+        </w:rPr>
+        <w:t xml:space="preserve">• Ảnh 5: kết quả -sV. </w:t>
+      </w:r>
+    </w:p>
+    <w:p>
+      <w:pPr>
+        <w:jc w:val="both"/>
+        <w:rPr>
+          <w:rFonts w:ascii="Times New Roman" w:hAnsi="Times New Roman" w:cs="Times New Roman"/>
+          <w:sz w:val="26"/>
+          <w:szCs w:val="26"/>
+        </w:rPr>
+      </w:pPr>
+      <w:r>
+        <w:rPr>
+          <w:rFonts w:ascii="Times New Roman" w:hAnsi="Times New Roman" w:cs="Times New Roman"/>
+          <w:sz w:val="26"/>
+          <w:szCs w:val="26"/>
+        </w:rPr>
+        <w:t xml:space="preserve">• Ảnh 6: kết quả -O hoặc -A. </w:t>
+      </w:r>
+    </w:p>
+    <w:p>
+      <w:pPr>
+        <w:jc w:val="both"/>
+        <w:rPr>
+          <w:rFonts w:ascii="Times New Roman" w:hAnsi="Times New Roman" w:cs="Times New Roman"/>
+          <w:sz w:val="26"/>
+          <w:szCs w:val="26"/>
+        </w:rPr>
+      </w:pPr>
+      <w:r>
+        <w:rPr>
+          <w:rFonts w:ascii="Times New Roman" w:hAnsi="Times New Roman" w:cs="Times New Roman"/>
+          <w:sz w:val="26"/>
+          <w:szCs w:val="26"/>
+        </w:rPr>
+        <w:t xml:space="preserve">• Ảnh 7: một NSE script và kết luận dựa trên chính output. </w:t>
+      </w:r>
+    </w:p>
+    <w:p>
+      <w:pPr>
+        <w:jc w:val="both"/>
+        <w:rPr>
+          <w:rFonts w:ascii="Times New Roman" w:hAnsi="Times New Roman" w:cs="Times New Roman"/>
+          <w:sz w:val="26"/>
+          <w:szCs w:val="26"/>
+        </w:rPr>
+      </w:pPr>
+      <w:r>
+        <w:rPr>
+          <w:rFonts w:ascii="Times New Roman" w:hAnsi="Times New Roman" w:cs="Times New Roman"/>
+          <w:sz w:val="26"/>
+          <w:szCs w:val="26"/>
+        </w:rPr>
+        <w:t>• Ảnh 8: tệp kết quả được lưu (.txt hoặc .xml) và/hoặc HTML nếu có.</w:t>
+      </w:r>
+    </w:p>
+    <w:p>
+      <w:pPr>
+        <w:jc w:val="both"/>
+        <w:rPr>
+          <w:rFonts w:ascii="Times New Roman" w:hAnsi="Times New Roman" w:cs="Times New Roman"/>
+          <w:sz w:val="26"/>
+          <w:szCs w:val="26"/>
+        </w:rPr>
+      </w:pPr>
+    </w:p>
+    <w:p>
+      <w:pPr>
+        <w:jc w:val="both"/>
+        <w:rPr>
+          <w:rFonts w:ascii="Times New Roman" w:hAnsi="Times New Roman" w:cs="Times New Roman"/>
+          <w:sz w:val="26"/>
+          <w:szCs w:val="26"/>
+        </w:rPr>
+      </w:pPr>
+      <w:r>
+        <w:rPr>
+          <w:rFonts w:ascii="Times New Roman" w:hAnsi="Times New Roman" w:cs="Times New Roman"/>
+          <w:sz w:val="26"/>
+          <w:szCs w:val="26"/>
+        </w:rPr>
+        <w:t xml:space="preserve">12.2. Câu hỏi phân tích </w:t>
+      </w:r>
+    </w:p>
+    <w:p>
+      <w:pPr>
+        <w:jc w:val="both"/>
+        <w:rPr>
+          <w:rFonts w:ascii="Times New Roman" w:hAnsi="Times New Roman" w:cs="Times New Roman"/>
+          <w:sz w:val="26"/>
+          <w:szCs w:val="26"/>
+        </w:rPr>
+      </w:pPr>
+      <w:r>
+        <w:rPr>
+          <w:rFonts w:ascii="Times New Roman" w:hAnsi="Times New Roman" w:cs="Times New Roman"/>
+          <w:sz w:val="26"/>
+          <w:szCs w:val="26"/>
+        </w:rPr>
+        <w:t xml:space="preserve">1. Sự khác nhau giữa open, closed và filtered là gì? Nêu một tình huống mỗi trạng thái. </w:t>
+      </w:r>
+    </w:p>
+    <w:p>
+      <w:pPr>
+        <w:jc w:val="both"/>
+        <w:rPr>
+          <w:rFonts w:ascii="Times New Roman" w:hAnsi="Times New Roman" w:cs="Times New Roman"/>
+          <w:sz w:val="26"/>
+          <w:szCs w:val="26"/>
+        </w:rPr>
+      </w:pPr>
+      <w:r>
+        <w:rPr>
+          <w:rFonts w:ascii="Times New Roman" w:hAnsi="Times New Roman" w:cs="Times New Roman"/>
+          <w:sz w:val="26"/>
+          <w:szCs w:val="26"/>
+        </w:rPr>
+        <w:lastRenderedPageBreak/>
+        <w:t xml:space="preserve">Trả lời: ............................................................................................................................. </w:t>
+      </w:r>
+    </w:p>
+    <w:p>
+      <w:pPr>
+        <w:jc w:val="both"/>
+        <w:rPr>
+          <w:rFonts w:ascii="Times New Roman" w:hAnsi="Times New Roman" w:cs="Times New Roman"/>
+          <w:sz w:val="26"/>
+          <w:szCs w:val="26"/>
+        </w:rPr>
+      </w:pPr>
+      <w:r>
+        <w:rPr>
+          <w:rFonts w:ascii="Times New Roman" w:hAnsi="Times New Roman" w:cs="Times New Roman"/>
+          <w:sz w:val="26"/>
+          <w:szCs w:val="26"/>
+        </w:rPr>
+        <w:t xml:space="preserve">2. </w:t>
+      </w:r>
+      <w:r>
+        <w:rPr>
+          <w:rFonts w:ascii="Times New Roman" w:hAnsi="Times New Roman" w:cs="Times New Roman"/>
+          <w:sz w:val="26"/>
+          <w:szCs w:val="26"/>
+        </w:rPr>
+        <w:t xml:space="preserve">Tại sao -sS thường cần quyền cao hơn -sT? Hai kỹ thuật khác nhau ở cơ chế thiết lập kết nối như thế nào? </w:t>
+      </w:r>
+    </w:p>
+    <w:p>
+      <w:pPr>
+        <w:jc w:val="both"/>
+        <w:rPr>
+          <w:rFonts w:ascii="Times New Roman" w:hAnsi="Times New Roman" w:cs="Times New Roman"/>
+          <w:sz w:val="26"/>
+          <w:szCs w:val="26"/>
+        </w:rPr>
+      </w:pPr>
+      <w:r>
+        <w:rPr>
+          <w:rFonts w:ascii="Times New Roman" w:hAnsi="Times New Roman" w:cs="Times New Roman"/>
+          <w:sz w:val="26"/>
+          <w:szCs w:val="26"/>
+        </w:rPr>
+        <w:t xml:space="preserve">Trả lời: ............................................................................................................................ </w:t>
+      </w:r>
+    </w:p>
+    <w:p>
+      <w:pPr>
+        <w:jc w:val="both"/>
+        <w:rPr>
+          <w:rFonts w:ascii="Times New Roman" w:hAnsi="Times New Roman" w:cs="Times New Roman"/>
+          <w:sz w:val="26"/>
+          <w:szCs w:val="26"/>
+        </w:rPr>
+      </w:pPr>
+      <w:r>
+        <w:rPr>
+          <w:rFonts w:ascii="Times New Roman" w:hAnsi="Times New Roman" w:cs="Times New Roman"/>
+          <w:sz w:val="26"/>
+          <w:szCs w:val="26"/>
+        </w:rPr>
+        <w:t xml:space="preserve">3. Vì sao FIN/Xmas/NULL có thể cho kết quả khó diễn giải trên một số hệ điều hành hoặc firewall? </w:t>
+      </w:r>
+    </w:p>
+    <w:p>
+      <w:pPr>
+        <w:jc w:val="both"/>
+        <w:rPr>
+          <w:rFonts w:ascii="Times New Roman" w:hAnsi="Times New Roman" w:cs="Times New Roman"/>
+          <w:sz w:val="26"/>
+          <w:szCs w:val="26"/>
+        </w:rPr>
+      </w:pPr>
+      <w:r>
+        <w:rPr>
+          <w:rFonts w:ascii="Times New Roman" w:hAnsi="Times New Roman" w:cs="Times New Roman"/>
+          <w:sz w:val="26"/>
+          <w:szCs w:val="26"/>
+        </w:rPr>
+        <w:t xml:space="preserve">Trả lời: ............................................................................................................................ </w:t>
+      </w:r>
+    </w:p>
+    <w:p>
+      <w:pPr>
+        <w:jc w:val="both"/>
+        <w:rPr>
+          <w:rFonts w:ascii="Times New Roman" w:hAnsi="Times New Roman" w:cs="Times New Roman"/>
+          <w:sz w:val="26"/>
+          <w:szCs w:val="26"/>
+        </w:rPr>
+      </w:pPr>
+      <w:r>
+        <w:rPr>
+          <w:rFonts w:ascii="Times New Roman" w:hAnsi="Times New Roman" w:cs="Times New Roman"/>
+          <w:sz w:val="26"/>
+          <w:szCs w:val="26"/>
+        </w:rPr>
+        <w:t xml:space="preserve">4. ACK scan trả lời câu hỏi gì khác với SYN scan? </w:t>
+      </w:r>
+    </w:p>
+    <w:p>
+      <w:pPr>
+        <w:jc w:val="both"/>
+        <w:rPr>
+          <w:rFonts w:ascii="Times New Roman" w:hAnsi="Times New Roman" w:cs="Times New Roman"/>
+          <w:sz w:val="26"/>
+          <w:szCs w:val="26"/>
+        </w:rPr>
+      </w:pPr>
+      <w:r>
+        <w:rPr>
+          <w:rFonts w:ascii="Times New Roman" w:hAnsi="Times New Roman" w:cs="Times New Roman"/>
+          <w:sz w:val="26"/>
+          <w:szCs w:val="26"/>
+        </w:rPr>
+        <w:t xml:space="preserve">Trả lời: ............................................................................................................................ </w:t>
+      </w:r>
+    </w:p>
+    <w:p>
+      <w:pPr>
+        <w:jc w:val="both"/>
+        <w:rPr>
+          <w:rFonts w:ascii="Times New Roman" w:hAnsi="Times New Roman" w:cs="Times New Roman"/>
+          <w:sz w:val="26"/>
+          <w:szCs w:val="26"/>
+        </w:rPr>
+      </w:pPr>
+      <w:r>
+        <w:rPr>
+          <w:rFonts w:ascii="Times New Roman" w:hAnsi="Times New Roman" w:cs="Times New Roman"/>
+          <w:sz w:val="26"/>
+          <w:szCs w:val="26"/>
+        </w:rPr>
+        <w:t xml:space="preserve">5. Tại sao UDP scan thường chậm và dễ xuất hiện open|filtered? </w:t>
+      </w:r>
+    </w:p>
+    <w:p>
+      <w:pPr>
+        <w:jc w:val="both"/>
+        <w:rPr>
+          <w:rFonts w:ascii="Times New Roman" w:hAnsi="Times New Roman" w:cs="Times New Roman"/>
+          <w:sz w:val="26"/>
+          <w:szCs w:val="26"/>
+        </w:rPr>
+      </w:pPr>
+      <w:r>
+        <w:rPr>
+          <w:rFonts w:ascii="Times New Roman" w:hAnsi="Times New Roman" w:cs="Times New Roman"/>
+          <w:sz w:val="26"/>
+          <w:szCs w:val="26"/>
+        </w:rPr>
+        <w:t xml:space="preserve">Trả lời: ............................................................................................................................ </w:t>
+      </w:r>
+    </w:p>
+    <w:p>
+      <w:pPr>
+        <w:jc w:val="both"/>
+        <w:rPr>
+          <w:rFonts w:ascii="Times New Roman" w:hAnsi="Times New Roman" w:cs="Times New Roman"/>
+          <w:sz w:val="26"/>
+          <w:szCs w:val="26"/>
+        </w:rPr>
+      </w:pPr>
+      <w:r>
+        <w:rPr>
+          <w:rFonts w:ascii="Times New Roman" w:hAnsi="Times New Roman" w:cs="Times New Roman"/>
+          <w:sz w:val="26"/>
+          <w:szCs w:val="26"/>
+        </w:rPr>
+        <w:t xml:space="preserve">6. -sV đóng vai trò gì trong quản lý lỗ hổng? Tại sao chỉ biết port 80 là chưa đủ? Trả lời: ............................................................................................................................ </w:t>
+      </w:r>
+    </w:p>
+    <w:p>
+      <w:pPr>
+        <w:jc w:val="both"/>
+        <w:rPr>
+          <w:rFonts w:ascii="Times New Roman" w:hAnsi="Times New Roman" w:cs="Times New Roman"/>
+          <w:sz w:val="26"/>
+          <w:szCs w:val="26"/>
+        </w:rPr>
+      </w:pPr>
+      <w:r>
+        <w:rPr>
+          <w:rFonts w:ascii="Times New Roman" w:hAnsi="Times New Roman" w:cs="Times New Roman"/>
+          <w:sz w:val="26"/>
+          <w:szCs w:val="26"/>
+        </w:rPr>
+        <w:t xml:space="preserve">7. OS fingerprinting có những giới hạn nào? Vì sao không nên coi kết quả -O là tuyệt đối? Trả lời: ............................................................................................................................ </w:t>
+      </w:r>
+    </w:p>
+    <w:p>
+      <w:pPr>
+        <w:jc w:val="both"/>
+        <w:rPr>
+          <w:rFonts w:ascii="Times New Roman" w:hAnsi="Times New Roman" w:cs="Times New Roman"/>
+          <w:sz w:val="26"/>
+          <w:szCs w:val="26"/>
+        </w:rPr>
+      </w:pPr>
+      <w:r>
+        <w:rPr>
+          <w:rFonts w:ascii="Times New Roman" w:hAnsi="Times New Roman" w:cs="Times New Roman"/>
+          <w:sz w:val="26"/>
+          <w:szCs w:val="26"/>
+        </w:rPr>
+        <w:t xml:space="preserve">8. NSE script báo timeout có đồng nghĩa “không có lỗ hổng” không? Giải thích. </w:t>
+      </w:r>
+    </w:p>
+    <w:p>
+      <w:pPr>
+        <w:jc w:val="both"/>
+        <w:rPr>
+          <w:rFonts w:ascii="Times New Roman" w:hAnsi="Times New Roman" w:cs="Times New Roman"/>
+          <w:sz w:val="26"/>
+          <w:szCs w:val="26"/>
+        </w:rPr>
+      </w:pPr>
+      <w:r>
+        <w:rPr>
+          <w:rFonts w:ascii="Times New Roman" w:hAnsi="Times New Roman" w:cs="Times New Roman"/>
+          <w:sz w:val="26"/>
+          <w:szCs w:val="26"/>
+        </w:rPr>
+        <w:t xml:space="preserve">Trả lời: ............................................................................................................................ </w:t>
+      </w:r>
+    </w:p>
+    <w:p>
+      <w:pPr>
+        <w:jc w:val="both"/>
+        <w:rPr>
+          <w:rFonts w:ascii="Times New Roman" w:hAnsi="Times New Roman" w:cs="Times New Roman"/>
+          <w:sz w:val="26"/>
+          <w:szCs w:val="26"/>
+        </w:rPr>
+      </w:pPr>
+      <w:r>
+        <w:rPr>
+          <w:rFonts w:ascii="Times New Roman" w:hAnsi="Times New Roman" w:cs="Times New Roman"/>
+          <w:sz w:val="26"/>
+          <w:szCs w:val="26"/>
+        </w:rPr>
+        <w:t xml:space="preserve">9. So sánh before/after hardening: thay đổi nào trong port state chứng minh biện pháp phòng thủ có hiệu lực? </w:t>
+      </w:r>
+    </w:p>
+    <w:p>
+      <w:pPr>
+        <w:jc w:val="both"/>
+        <w:rPr>
+          <w:rFonts w:ascii="Times New Roman" w:hAnsi="Times New Roman" w:cs="Times New Roman"/>
+          <w:sz w:val="26"/>
+          <w:szCs w:val="26"/>
+        </w:rPr>
+      </w:pPr>
+      <w:r>
+        <w:rPr>
+          <w:rFonts w:ascii="Times New Roman" w:hAnsi="Times New Roman" w:cs="Times New Roman"/>
+          <w:sz w:val="26"/>
+          <w:szCs w:val="26"/>
+        </w:rPr>
+        <w:t xml:space="preserve">Trả lời: ............................................................................................................................ </w:t>
+      </w:r>
+    </w:p>
+    <w:p>
+      <w:pPr>
+        <w:jc w:val="both"/>
+        <w:rPr>
+          <w:rFonts w:ascii="Times New Roman" w:hAnsi="Times New Roman" w:cs="Times New Roman"/>
+          <w:sz w:val="26"/>
+          <w:szCs w:val="26"/>
+        </w:rPr>
+      </w:pPr>
+      <w:r>
+        <w:rPr>
+          <w:rFonts w:ascii="Times New Roman" w:hAnsi="Times New Roman" w:cs="Times New Roman"/>
+          <w:sz w:val="26"/>
+          <w:szCs w:val="26"/>
+        </w:rPr>
+        <w:t xml:space="preserve">10. Nêu ba cấu hình phòng thủ giúp giảm bề mặt tấn công mà không dựa vào “ẩn mình” trước Nmap. </w:t>
+      </w:r>
+    </w:p>
+    <w:p>
+      <w:pPr>
+        <w:jc w:val="both"/>
+        <w:rPr>
+          <w:rFonts w:ascii="Times New Roman" w:hAnsi="Times New Roman" w:cs="Times New Roman"/>
+          <w:sz w:val="26"/>
+          <w:szCs w:val="26"/>
+        </w:rPr>
+      </w:pPr>
+      <w:r>
+        <w:rPr>
+          <w:rFonts w:ascii="Times New Roman" w:hAnsi="Times New Roman" w:cs="Times New Roman"/>
+          <w:sz w:val="26"/>
+          <w:szCs w:val="26"/>
+        </w:rPr>
+        <w:t>Trả lời: ............................................................................................................................</w:t>
+      </w:r>
+    </w:p>
     <w:sectPr>
       <w:pgSz w:w="12240" w:h="15840"/>
       <w:pgMar w:top="1440" w:right="1440" w:bottom="1440" w:left="1440" w:header="720" w:footer="720" w:gutter="0"/>
@@ -944,6 +3567,49 @@
       <w:spacing w:val="5"/>
     </w:rPr>
   </w:style>
+  <w:style w:type="table" w:styleId="TableGrid">
+    <w:name w:val="Table Grid"/>
+    <w:basedOn w:val="TableNormal"/>
+    <w:uiPriority w:val="39"/>
+    <w:rsid w:val="00FB4347"/>
+    <w:pPr>
+      <w:spacing w:after="0" w:line="240" w:lineRule="auto"/>
+    </w:pPr>
+    <w:tblPr>
+      <w:tblBorders>
+        <w:top w:val="single" w:sz="4" w:space="0" w:color="auto"/>
+        <w:left w:val="single" w:sz="4" w:space="0" w:color="auto"/>
+        <w:bottom w:val="single" w:sz="4" w:space="0" w:color="auto"/>
+        <w:right w:val="single" w:sz="4" w:space="0" w:color="auto"/>
+        <w:insideH w:val="single" w:sz="4" w:space="0" w:color="auto"/>
+        <w:insideV w:val="single" w:sz="4" w:space="0" w:color="auto"/>
+      </w:tblBorders>
+    </w:tblPr>
+  </w:style>
+  <w:style w:type="character" w:styleId="Strong">
+    <w:name w:val="Strong"/>
+    <w:basedOn w:val="DefaultParagraphFont"/>
+    <w:uiPriority w:val="22"/>
+    <w:qFormat/>
+    <w:rsid w:val="00E8086A"/>
+    <w:rPr>
+      <w:b/>
+      <w:bCs/>
+    </w:rPr>
+  </w:style>
+  <w:style w:type="character" w:styleId="HTMLCode">
+    <w:name w:val="HTML Code"/>
+    <w:basedOn w:val="DefaultParagraphFont"/>
+    <w:uiPriority w:val="99"/>
+    <w:semiHidden/>
+    <w:unhideWhenUsed/>
+    <w:rsid w:val="00E8086A"/>
+    <w:rPr>
+      <w:rFonts w:ascii="Courier New" w:eastAsia="Times New Roman" w:hAnsi="Courier New" w:cs="Courier New"/>
+      <w:sz w:val="20"/>
+      <w:szCs w:val="20"/>
+    </w:rPr>
+  </w:style>
 </w:styles>
 </file>
 

--- a/LAB4/LAB4_1150080159-Nguyễn Thị Anh Thư.docx
+++ b/LAB4/LAB4_1150080159-Nguyễn Thị Anh Thư.docx
@@ -1268,15 +1268,7 @@
                 <w:sz w:val="26"/>
                 <w:szCs w:val="26"/>
               </w:rPr>
-              <w:t>192.168.182.</w:t>
-            </w:r>
-            <w:r>
-              <w:rPr>
-                <w:rFonts w:ascii="Times New Roman" w:hAnsi="Times New Roman" w:cs="Times New Roman"/>
-                <w:sz w:val="26"/>
-                <w:szCs w:val="26"/>
-              </w:rPr>
-              <w:t>101</w:t>
+              <w:t>192.168.182.101</w:t>
             </w:r>
           </w:p>
         </w:tc>
@@ -1899,6 +1891,7 @@
       <w:r>
         <w:rPr>
           <w:rFonts w:ascii="Times New Roman" w:hAnsi="Times New Roman" w:cs="Times New Roman"/>
+          <w:noProof/>
           <w:sz w:val="26"/>
           <w:szCs w:val="26"/>
         </w:rPr>
@@ -1972,6 +1965,7 @@
           <w:rFonts w:ascii="Times New Roman" w:hAnsi="Times New Roman" w:cs="Times New Roman"/>
           <w:b/>
           <w:bCs/>
+          <w:noProof/>
           <w:sz w:val="26"/>
           <w:szCs w:val="26"/>
         </w:rPr>
@@ -2043,6 +2037,7 @@
       <w:r>
         <w:rPr>
           <w:rFonts w:ascii="Times New Roman" w:hAnsi="Times New Roman" w:cs="Times New Roman"/>
+          <w:noProof/>
           <w:sz w:val="26"/>
           <w:szCs w:val="26"/>
         </w:rPr>
@@ -2114,6 +2109,7 @@
       <w:r>
         <w:rPr>
           <w:rFonts w:ascii="Times New Roman" w:hAnsi="Times New Roman" w:cs="Times New Roman"/>
+          <w:noProof/>
           <w:sz w:val="26"/>
           <w:szCs w:val="26"/>
         </w:rPr>
@@ -2167,6 +2163,7 @@
       <w:r>
         <w:rPr>
           <w:rFonts w:ascii="Times New Roman" w:hAnsi="Times New Roman" w:cs="Times New Roman"/>
+          <w:noProof/>
           <w:sz w:val="26"/>
           <w:szCs w:val="26"/>
         </w:rPr>
@@ -2217,78 +2214,6 @@
           <w:szCs w:val="26"/>
         </w:rPr>
       </w:pPr>
-      <w:r>
-        <w:rPr>
-          <w:rFonts w:ascii="Times New Roman" w:hAnsi="Times New Roman" w:cs="Times New Roman"/>
-          <w:sz w:val="26"/>
-          <w:szCs w:val="26"/>
-        </w:rPr>
-        <w:t xml:space="preserve">• Ảnh 5: kết quả -sV. </w:t>
-      </w:r>
-    </w:p>
-    <w:p>
-      <w:pPr>
-        <w:jc w:val="both"/>
-        <w:rPr>
-          <w:rFonts w:ascii="Times New Roman" w:hAnsi="Times New Roman" w:cs="Times New Roman"/>
-          <w:sz w:val="26"/>
-          <w:szCs w:val="26"/>
-        </w:rPr>
-      </w:pPr>
-      <w:r>
-        <w:rPr>
-          <w:rFonts w:ascii="Times New Roman" w:hAnsi="Times New Roman" w:cs="Times New Roman"/>
-          <w:sz w:val="26"/>
-          <w:szCs w:val="26"/>
-        </w:rPr>
-        <w:t xml:space="preserve">• Ảnh 6: kết quả -O hoặc -A. </w:t>
-      </w:r>
-    </w:p>
-    <w:p>
-      <w:pPr>
-        <w:jc w:val="both"/>
-        <w:rPr>
-          <w:rFonts w:ascii="Times New Roman" w:hAnsi="Times New Roman" w:cs="Times New Roman"/>
-          <w:sz w:val="26"/>
-          <w:szCs w:val="26"/>
-        </w:rPr>
-      </w:pPr>
-      <w:r>
-        <w:rPr>
-          <w:rFonts w:ascii="Times New Roman" w:hAnsi="Times New Roman" w:cs="Times New Roman"/>
-          <w:sz w:val="26"/>
-          <w:szCs w:val="26"/>
-        </w:rPr>
-        <w:t xml:space="preserve">• Ảnh 7: một NSE script và kết luận dựa trên chính output. </w:t>
-      </w:r>
-    </w:p>
-    <w:p>
-      <w:pPr>
-        <w:jc w:val="both"/>
-        <w:rPr>
-          <w:rFonts w:ascii="Times New Roman" w:hAnsi="Times New Roman" w:cs="Times New Roman"/>
-          <w:sz w:val="26"/>
-          <w:szCs w:val="26"/>
-        </w:rPr>
-      </w:pPr>
-      <w:r>
-        <w:rPr>
-          <w:rFonts w:ascii="Times New Roman" w:hAnsi="Times New Roman" w:cs="Times New Roman"/>
-          <w:sz w:val="26"/>
-          <w:szCs w:val="26"/>
-        </w:rPr>
-        <w:t>• Ảnh 8: tệp kết quả được lưu (.txt hoặc .xml) và/hoặc HTML nếu có.</w:t>
-      </w:r>
-    </w:p>
-    <w:p>
-      <w:pPr>
-        <w:jc w:val="both"/>
-        <w:rPr>
-          <w:rFonts w:ascii="Times New Roman" w:hAnsi="Times New Roman" w:cs="Times New Roman"/>
-          <w:sz w:val="26"/>
-          <w:szCs w:val="26"/>
-        </w:rPr>
-      </w:pPr>
     </w:p>
     <w:p>
       <w:pPr>
@@ -2341,8 +2266,7 @@
           <w:sz w:val="26"/>
           <w:szCs w:val="26"/>
         </w:rPr>
-        <w:lastRenderedPageBreak/>
-        <w:t xml:space="preserve">Trả lời: ............................................................................................................................. </w:t>
+        <w:t>Trả lời: Trong kết quả thực hành đã chụp, open là cổng có dịch vụ đang lắng nghe; em ghi nhận 80/tcp open (http) trên 192.168.182.1. Filtered là trạng thái Nmap không nhận được phản hồi từ cổng; em ghi nhận 999 cổng filtered trên 192.168.182.1 và 1000 cổng filtered trên 192.168.182.101. Với closed, các ảnh và bảng hiện có chưa ghi nhận cổng closed nên em không kết luận tình huống thực nghiệm cho trạng thái này.</w:t>
       </w:r>
     </w:p>
     <w:p>
@@ -2360,15 +2284,8 @@
           <w:sz w:val="26"/>
           <w:szCs w:val="26"/>
         </w:rPr>
-        <w:t xml:space="preserve">2. </w:t>
-      </w:r>
-      <w:r>
-        <w:rPr>
-          <w:rFonts w:ascii="Times New Roman" w:hAnsi="Times New Roman" w:cs="Times New Roman"/>
-          <w:sz w:val="26"/>
-          <w:szCs w:val="26"/>
-        </w:rPr>
-        <w:t xml:space="preserve">Tại sao -sS thường cần quyền cao hơn -sT? Hai kỹ thuật khác nhau ở cơ chế thiết lập kết nối như thế nào? </w:t>
+        <w:lastRenderedPageBreak/>
+        <w:t xml:space="preserve">2. Tại sao -sS thường cần quyền cao hơn -sT? Hai kỹ thuật khác nhau ở cơ chế thiết lập kết nối như thế nào? </w:t>
       </w:r>
     </w:p>
     <w:p>
@@ -2386,7 +2303,7 @@
           <w:sz w:val="26"/>
           <w:szCs w:val="26"/>
         </w:rPr>
-        <w:t xml:space="preserve">Trả lời: ............................................................................................................................ </w:t>
+        <w:t>Trả lời: Trong bài thực hành, lệnh nmap -sT 192.168.182.1 được chạy không cần sudo, còn -sS được chạy bằng sudo nmap -sS 192.168.182.101. -sT dùng cơ chế TCP Connect, để hệ điều hành thiết lập kết nối TCP đầy đủ; -sS gửi gói SYN trực tiếp và không hoàn tất kết nối, nên thường cần quyền cao hơn để tạo/gửi gói tin mức thấp. Do hai ảnh hiện tại quét hai IP khác nhau, em không dùng thời gian quét hoặc số cổng để so sánh trực tiếp hai kỹ thuật.</w:t>
       </w:r>
     </w:p>
     <w:p>
@@ -2398,248 +2315,6 @@
           <w:szCs w:val="26"/>
         </w:rPr>
       </w:pPr>
-      <w:r>
-        <w:rPr>
-          <w:rFonts w:ascii="Times New Roman" w:hAnsi="Times New Roman" w:cs="Times New Roman"/>
-          <w:sz w:val="26"/>
-          <w:szCs w:val="26"/>
-        </w:rPr>
-        <w:t xml:space="preserve">3. Vì sao FIN/Xmas/NULL có thể cho kết quả khó diễn giải trên một số hệ điều hành hoặc firewall? </w:t>
-      </w:r>
-    </w:p>
-    <w:p>
-      <w:pPr>
-        <w:jc w:val="both"/>
-        <w:rPr>
-          <w:rFonts w:ascii="Times New Roman" w:hAnsi="Times New Roman" w:cs="Times New Roman"/>
-          <w:sz w:val="26"/>
-          <w:szCs w:val="26"/>
-        </w:rPr>
-      </w:pPr>
-      <w:r>
-        <w:rPr>
-          <w:rFonts w:ascii="Times New Roman" w:hAnsi="Times New Roman" w:cs="Times New Roman"/>
-          <w:sz w:val="26"/>
-          <w:szCs w:val="26"/>
-        </w:rPr>
-        <w:t xml:space="preserve">Trả lời: ............................................................................................................................ </w:t>
-      </w:r>
-    </w:p>
-    <w:p>
-      <w:pPr>
-        <w:jc w:val="both"/>
-        <w:rPr>
-          <w:rFonts w:ascii="Times New Roman" w:hAnsi="Times New Roman" w:cs="Times New Roman"/>
-          <w:sz w:val="26"/>
-          <w:szCs w:val="26"/>
-        </w:rPr>
-      </w:pPr>
-      <w:r>
-        <w:rPr>
-          <w:rFonts w:ascii="Times New Roman" w:hAnsi="Times New Roman" w:cs="Times New Roman"/>
-          <w:sz w:val="26"/>
-          <w:szCs w:val="26"/>
-        </w:rPr>
-        <w:t xml:space="preserve">4. ACK scan trả lời câu hỏi gì khác với SYN scan? </w:t>
-      </w:r>
-    </w:p>
-    <w:p>
-      <w:pPr>
-        <w:jc w:val="both"/>
-        <w:rPr>
-          <w:rFonts w:ascii="Times New Roman" w:hAnsi="Times New Roman" w:cs="Times New Roman"/>
-          <w:sz w:val="26"/>
-          <w:szCs w:val="26"/>
-        </w:rPr>
-      </w:pPr>
-      <w:r>
-        <w:rPr>
-          <w:rFonts w:ascii="Times New Roman" w:hAnsi="Times New Roman" w:cs="Times New Roman"/>
-          <w:sz w:val="26"/>
-          <w:szCs w:val="26"/>
-        </w:rPr>
-        <w:t xml:space="preserve">Trả lời: ............................................................................................................................ </w:t>
-      </w:r>
-    </w:p>
-    <w:p>
-      <w:pPr>
-        <w:jc w:val="both"/>
-        <w:rPr>
-          <w:rFonts w:ascii="Times New Roman" w:hAnsi="Times New Roman" w:cs="Times New Roman"/>
-          <w:sz w:val="26"/>
-          <w:szCs w:val="26"/>
-        </w:rPr>
-      </w:pPr>
-      <w:r>
-        <w:rPr>
-          <w:rFonts w:ascii="Times New Roman" w:hAnsi="Times New Roman" w:cs="Times New Roman"/>
-          <w:sz w:val="26"/>
-          <w:szCs w:val="26"/>
-        </w:rPr>
-        <w:t xml:space="preserve">5. Tại sao UDP scan thường chậm và dễ xuất hiện open|filtered? </w:t>
-      </w:r>
-    </w:p>
-    <w:p>
-      <w:pPr>
-        <w:jc w:val="both"/>
-        <w:rPr>
-          <w:rFonts w:ascii="Times New Roman" w:hAnsi="Times New Roman" w:cs="Times New Roman"/>
-          <w:sz w:val="26"/>
-          <w:szCs w:val="26"/>
-        </w:rPr>
-      </w:pPr>
-      <w:r>
-        <w:rPr>
-          <w:rFonts w:ascii="Times New Roman" w:hAnsi="Times New Roman" w:cs="Times New Roman"/>
-          <w:sz w:val="26"/>
-          <w:szCs w:val="26"/>
-        </w:rPr>
-        <w:t xml:space="preserve">Trả lời: ............................................................................................................................ </w:t>
-      </w:r>
-    </w:p>
-    <w:p>
-      <w:pPr>
-        <w:jc w:val="both"/>
-        <w:rPr>
-          <w:rFonts w:ascii="Times New Roman" w:hAnsi="Times New Roman" w:cs="Times New Roman"/>
-          <w:sz w:val="26"/>
-          <w:szCs w:val="26"/>
-        </w:rPr>
-      </w:pPr>
-      <w:r>
-        <w:rPr>
-          <w:rFonts w:ascii="Times New Roman" w:hAnsi="Times New Roman" w:cs="Times New Roman"/>
-          <w:sz w:val="26"/>
-          <w:szCs w:val="26"/>
-        </w:rPr>
-        <w:t xml:space="preserve">6. -sV đóng vai trò gì trong quản lý lỗ hổng? Tại sao chỉ biết port 80 là chưa đủ? Trả lời: ............................................................................................................................ </w:t>
-      </w:r>
-    </w:p>
-    <w:p>
-      <w:pPr>
-        <w:jc w:val="both"/>
-        <w:rPr>
-          <w:rFonts w:ascii="Times New Roman" w:hAnsi="Times New Roman" w:cs="Times New Roman"/>
-          <w:sz w:val="26"/>
-          <w:szCs w:val="26"/>
-        </w:rPr>
-      </w:pPr>
-      <w:r>
-        <w:rPr>
-          <w:rFonts w:ascii="Times New Roman" w:hAnsi="Times New Roman" w:cs="Times New Roman"/>
-          <w:sz w:val="26"/>
-          <w:szCs w:val="26"/>
-        </w:rPr>
-        <w:t xml:space="preserve">7. OS fingerprinting có những giới hạn nào? Vì sao không nên coi kết quả -O là tuyệt đối? Trả lời: ............................................................................................................................ </w:t>
-      </w:r>
-    </w:p>
-    <w:p>
-      <w:pPr>
-        <w:jc w:val="both"/>
-        <w:rPr>
-          <w:rFonts w:ascii="Times New Roman" w:hAnsi="Times New Roman" w:cs="Times New Roman"/>
-          <w:sz w:val="26"/>
-          <w:szCs w:val="26"/>
-        </w:rPr>
-      </w:pPr>
-      <w:r>
-        <w:rPr>
-          <w:rFonts w:ascii="Times New Roman" w:hAnsi="Times New Roman" w:cs="Times New Roman"/>
-          <w:sz w:val="26"/>
-          <w:szCs w:val="26"/>
-        </w:rPr>
-        <w:t xml:space="preserve">8. NSE script báo timeout có đồng nghĩa “không có lỗ hổng” không? Giải thích. </w:t>
-      </w:r>
-    </w:p>
-    <w:p>
-      <w:pPr>
-        <w:jc w:val="both"/>
-        <w:rPr>
-          <w:rFonts w:ascii="Times New Roman" w:hAnsi="Times New Roman" w:cs="Times New Roman"/>
-          <w:sz w:val="26"/>
-          <w:szCs w:val="26"/>
-        </w:rPr>
-      </w:pPr>
-      <w:r>
-        <w:rPr>
-          <w:rFonts w:ascii="Times New Roman" w:hAnsi="Times New Roman" w:cs="Times New Roman"/>
-          <w:sz w:val="26"/>
-          <w:szCs w:val="26"/>
-        </w:rPr>
-        <w:t xml:space="preserve">Trả lời: ............................................................................................................................ </w:t>
-      </w:r>
-    </w:p>
-    <w:p>
-      <w:pPr>
-        <w:jc w:val="both"/>
-        <w:rPr>
-          <w:rFonts w:ascii="Times New Roman" w:hAnsi="Times New Roman" w:cs="Times New Roman"/>
-          <w:sz w:val="26"/>
-          <w:szCs w:val="26"/>
-        </w:rPr>
-      </w:pPr>
-      <w:r>
-        <w:rPr>
-          <w:rFonts w:ascii="Times New Roman" w:hAnsi="Times New Roman" w:cs="Times New Roman"/>
-          <w:sz w:val="26"/>
-          <w:szCs w:val="26"/>
-        </w:rPr>
-        <w:t xml:space="preserve">9. So sánh before/after hardening: thay đổi nào trong port state chứng minh biện pháp phòng thủ có hiệu lực? </w:t>
-      </w:r>
-    </w:p>
-    <w:p>
-      <w:pPr>
-        <w:jc w:val="both"/>
-        <w:rPr>
-          <w:rFonts w:ascii="Times New Roman" w:hAnsi="Times New Roman" w:cs="Times New Roman"/>
-          <w:sz w:val="26"/>
-          <w:szCs w:val="26"/>
-        </w:rPr>
-      </w:pPr>
-      <w:r>
-        <w:rPr>
-          <w:rFonts w:ascii="Times New Roman" w:hAnsi="Times New Roman" w:cs="Times New Roman"/>
-          <w:sz w:val="26"/>
-          <w:szCs w:val="26"/>
-        </w:rPr>
-        <w:t xml:space="preserve">Trả lời: ............................................................................................................................ </w:t>
-      </w:r>
-    </w:p>
-    <w:p>
-      <w:pPr>
-        <w:jc w:val="both"/>
-        <w:rPr>
-          <w:rFonts w:ascii="Times New Roman" w:hAnsi="Times New Roman" w:cs="Times New Roman"/>
-          <w:sz w:val="26"/>
-          <w:szCs w:val="26"/>
-        </w:rPr>
-      </w:pPr>
-      <w:r>
-        <w:rPr>
-          <w:rFonts w:ascii="Times New Roman" w:hAnsi="Times New Roman" w:cs="Times New Roman"/>
-          <w:sz w:val="26"/>
-          <w:szCs w:val="26"/>
-        </w:rPr>
-        <w:t xml:space="preserve">10. Nêu ba cấu hình phòng thủ giúp giảm bề mặt tấn công mà không dựa vào “ẩn mình” trước Nmap. </w:t>
-      </w:r>
-    </w:p>
-    <w:p>
-      <w:pPr>
-        <w:jc w:val="both"/>
-        <w:rPr>
-          <w:rFonts w:ascii="Times New Roman" w:hAnsi="Times New Roman" w:cs="Times New Roman"/>
-          <w:sz w:val="26"/>
-          <w:szCs w:val="26"/>
-        </w:rPr>
-      </w:pPr>
-      <w:r>
-        <w:rPr>
-          <w:rFonts w:ascii="Times New Roman" w:hAnsi="Times New Roman" w:cs="Times New Roman"/>
-          <w:sz w:val="26"/>
-          <w:szCs w:val="26"/>
-        </w:rPr>
-        <w:t>Trả lời: ............................................................................................................................</w:t>
-      </w:r>
     </w:p>
     <w:sectPr>
       <w:pgSz w:w="12240" w:h="15840"/>
